--- a/lessons/5-8/downloads/reveal/5.8-session-2-practice-form-a.docx
+++ b/lessons/5-8/downloads/reveal/5.8-session-2-practice-form-a.docx
@@ -15,7 +15,7 @@
         <w:rPr>
           <w:rFonts w:ascii="Avenir Next" w:hAnsi="Avenir Next" w:cs="Avenir Next" w:eastAsia="Avenir Next"/>
           <w:color w:val="1A1A1A"/>
-          <w:sz w:val="20"/>
+          <w:sz w:val="22"/>
           <w:szCs w:val="20"/>
         </w:rPr>
         <w:t xml:space="preserve">Name</w:t>
@@ -33,7 +33,7 @@
         <w:rPr>
           <w:rFonts w:ascii="Avenir Next" w:hAnsi="Avenir Next" w:cs="Avenir Next" w:eastAsia="Avenir Next"/>
           <w:color w:val="1A1A1A"/>
-          <w:sz w:val="20"/>
+          <w:sz w:val="22"/>
           <w:szCs w:val="20"/>
         </w:rPr>
         <w:t xml:space="preserve">   Date</w:t>
@@ -51,7 +51,7 @@
         <w:rPr>
           <w:rFonts w:ascii="Avenir Next" w:hAnsi="Avenir Next" w:cs="Avenir Next" w:eastAsia="Avenir Next"/>
           <w:color w:val="1A1A1A"/>
-          <w:sz w:val="20"/>
+          <w:sz w:val="22"/>
           <w:szCs w:val="20"/>
         </w:rPr>
         <w:t xml:space="preserve">   Period</w:t>
@@ -78,7 +78,7 @@
           <w:caps/>
           <w:color w:val="003A70"/>
           <w:spacing w:val="12"/>
-          <w:sz w:val="19"/>
+          <w:sz w:val="22"/>
           <w:szCs w:val="19"/>
         </w:rPr>
         <w:t xml:space="preserve">Lesson 5-8  ·  Session 2  ·  Practice  ·  Form A</w:t>
@@ -86,6 +86,7 @@
     </w:p>
     <w:p>
       <w:pPr>
+        <w:pStyle w:val="Heading1"/>
         <w:keepNext/>
         <w:spacing w:before="0" w:after="10" w:line="240" w:lineRule="auto"/>
       </w:pPr>
@@ -111,7 +112,7 @@
         <w:rPr>
           <w:rFonts w:ascii="Avenir Next" w:hAnsi="Avenir Next" w:cs="Avenir Next" w:eastAsia="Avenir Next"/>
           <w:color w:val="5A5F66"/>
-          <w:sz w:val="17"/>
+          <w:sz w:val="22"/>
           <w:szCs w:val="17"/>
         </w:rPr>
         <w:t xml:space="preserve">Learning target — I can find the lateral area of a pyramid, which covers only its slanted faces.</w:t>
@@ -128,7 +129,7 @@
     </w:p>
     <w:p>
       <w:pPr>
-        <w:spacing w:before="0" w:after="0" w:line="60" w:lineRule="auto"/>
+        <w:spacing w:before="0" w:after="0" w:line="50" w:lineRule="exact"/>
       </w:pPr>
     </w:p>
     <w:tbl>
@@ -167,6 +168,7 @@
           </w:tcPr>
           <w:p>
             <w:pPr>
+              <w:pStyle w:val="Heading2"/>
               <w:spacing w:before="0" w:after="40" w:line="264" w:lineRule="auto"/>
             </w:pPr>
             <w:r>
@@ -194,54 +196,54 @@
                 <w:rFonts w:ascii="Avenir Next" w:hAnsi="Avenir Next" w:cs="Avenir Next" w:eastAsia="Avenir Next"/>
                 <w:b/>
                 <w:color w:val="003A70"/>
+                <w:sz w:val="22"/>
+                <w:szCs w:val="18"/>
+              </w:rPr>
+              <w:t xml:space="preserve">•</w:t>
+            </w:r>
+            <w:r>
+              <w:rPr>
+                <w:rFonts w:ascii="Avenir Next" w:hAnsi="Avenir Next" w:cs="Avenir Next" w:eastAsia="Avenir Next"/>
+                <w:color w:val="1A1A1A"/>
                 <w:sz w:val="18"/>
                 <w:szCs w:val="18"/>
               </w:rPr>
-              <w:t xml:space="preserve">•</w:t>
-            </w:r>
-            <w:r>
-              <w:rPr>
-                <w:rFonts w:ascii="Avenir Next" w:hAnsi="Avenir Next" w:cs="Avenir Next" w:eastAsia="Avenir Next"/>
-                <w:color w:val="1A1A1A"/>
-                <w:sz w:val="18"/>
+              <w:tab/>
+            </w:r>
+            <w:r>
+              <w:rPr>
+                <w:rFonts w:ascii="Avenir Next" w:hAnsi="Avenir Next" w:cs="Avenir Next" w:eastAsia="Avenir Next"/>
+                <w:b/>
+                <w:color w:val="1A1A1A"/>
+                <w:sz w:val="22"/>
                 <w:szCs w:val="18"/>
               </w:rPr>
-              <w:tab/>
-            </w:r>
-            <w:r>
-              <w:rPr>
-                <w:rFonts w:ascii="Avenir Next" w:hAnsi="Avenir Next" w:cs="Avenir Next" w:eastAsia="Avenir Next"/>
-                <w:b/>
-                <w:color w:val="1A1A1A"/>
-                <w:sz w:val="18"/>
+              <w:t xml:space="preserve">Lateral area</w:t>
+            </w:r>
+            <w:r>
+              <w:rPr>
+                <w:rFonts w:ascii="Avenir Next" w:hAnsi="Avenir Next" w:cs="Avenir Next" w:eastAsia="Avenir Next"/>
+                <w:color w:val="1A1A1A"/>
+                <w:sz w:val="22"/>
                 <w:szCs w:val="18"/>
               </w:rPr>
-              <w:t xml:space="preserve">Lateral area</w:t>
-            </w:r>
-            <w:r>
-              <w:rPr>
-                <w:rFonts w:ascii="Avenir Next" w:hAnsi="Avenir Next" w:cs="Avenir Next" w:eastAsia="Avenir Next"/>
-                <w:color w:val="1A1A1A"/>
-                <w:sz w:val="18"/>
+              <w:t xml:space="preserve"> = the slanted faces only. Do </w:t>
+            </w:r>
+            <w:r>
+              <w:rPr>
+                <w:rFonts w:ascii="Avenir Next" w:hAnsi="Avenir Next" w:cs="Avenir Next" w:eastAsia="Avenir Next"/>
+                <w:b/>
+                <w:color w:val="1A1A1A"/>
+                <w:sz w:val="22"/>
                 <w:szCs w:val="18"/>
               </w:rPr>
-              <w:t xml:space="preserve"> = the slanted faces only. Do </w:t>
-            </w:r>
-            <w:r>
-              <w:rPr>
-                <w:rFonts w:ascii="Avenir Next" w:hAnsi="Avenir Next" w:cs="Avenir Next" w:eastAsia="Avenir Next"/>
-                <w:b/>
-                <w:color w:val="1A1A1A"/>
-                <w:sz w:val="18"/>
-                <w:szCs w:val="18"/>
-              </w:rPr>
               <w:t xml:space="preserve">not</w:t>
             </w:r>
             <w:r>
               <w:rPr>
                 <w:rFonts w:ascii="Avenir Next" w:hAnsi="Avenir Next" w:cs="Avenir Next" w:eastAsia="Avenir Next"/>
                 <w:color w:val="1A1A1A"/>
-                <w:sz w:val="18"/>
+                <w:sz w:val="22"/>
                 <w:szCs w:val="18"/>
               </w:rPr>
               <w:t xml:space="preserve"> include the base.</w:t>
@@ -260,35 +262,35 @@
                 <w:rFonts w:ascii="Avenir Next" w:hAnsi="Avenir Next" w:cs="Avenir Next" w:eastAsia="Avenir Next"/>
                 <w:b/>
                 <w:color w:val="003A70"/>
+                <w:sz w:val="22"/>
+                <w:szCs w:val="18"/>
+              </w:rPr>
+              <w:t xml:space="preserve">•</w:t>
+            </w:r>
+            <w:r>
+              <w:rPr>
+                <w:rFonts w:ascii="Avenir Next" w:hAnsi="Avenir Next" w:cs="Avenir Next" w:eastAsia="Avenir Next"/>
+                <w:color w:val="1A1A1A"/>
                 <w:sz w:val="18"/>
                 <w:szCs w:val="18"/>
               </w:rPr>
-              <w:t xml:space="preserve">•</w:t>
-            </w:r>
-            <w:r>
-              <w:rPr>
-                <w:rFonts w:ascii="Avenir Next" w:hAnsi="Avenir Next" w:cs="Avenir Next" w:eastAsia="Avenir Next"/>
-                <w:color w:val="1A1A1A"/>
-                <w:sz w:val="18"/>
+              <w:tab/>
+            </w:r>
+            <w:r>
+              <w:rPr>
+                <w:rFonts w:ascii="Avenir Next" w:hAnsi="Avenir Next" w:cs="Avenir Next" w:eastAsia="Avenir Next"/>
+                <w:b/>
+                <w:color w:val="1A1A1A"/>
+                <w:sz w:val="22"/>
                 <w:szCs w:val="18"/>
               </w:rPr>
-              <w:tab/>
-            </w:r>
-            <w:r>
-              <w:rPr>
-                <w:rFonts w:ascii="Avenir Next" w:hAnsi="Avenir Next" w:cs="Avenir Next" w:eastAsia="Avenir Next"/>
-                <w:b/>
-                <w:color w:val="1A1A1A"/>
-                <w:sz w:val="18"/>
-                <w:szCs w:val="18"/>
-              </w:rPr>
               <w:t xml:space="preserve">Surface area</w:t>
             </w:r>
             <w:r>
               <w:rPr>
                 <w:rFonts w:ascii="Avenir Next" w:hAnsi="Avenir Next" w:cs="Avenir Next" w:eastAsia="Avenir Next"/>
                 <w:color w:val="1A1A1A"/>
-                <w:sz w:val="18"/>
+                <w:sz w:val="22"/>
                 <w:szCs w:val="18"/>
               </w:rPr>
               <w:t xml:space="preserve"> = lateral area + base area.</w:t>
@@ -307,63 +309,63 @@
                 <w:rFonts w:ascii="Avenir Next" w:hAnsi="Avenir Next" w:cs="Avenir Next" w:eastAsia="Avenir Next"/>
                 <w:b/>
                 <w:color w:val="003A70"/>
+                <w:sz w:val="22"/>
+                <w:szCs w:val="18"/>
+              </w:rPr>
+              <w:t xml:space="preserve">•</w:t>
+            </w:r>
+            <w:r>
+              <w:rPr>
+                <w:rFonts w:ascii="Avenir Next" w:hAnsi="Avenir Next" w:cs="Avenir Next" w:eastAsia="Avenir Next"/>
+                <w:color w:val="1A1A1A"/>
                 <w:sz w:val="18"/>
                 <w:szCs w:val="18"/>
               </w:rPr>
-              <w:t xml:space="preserve">•</w:t>
-            </w:r>
-            <w:r>
-              <w:rPr>
-                <w:rFonts w:ascii="Avenir Next" w:hAnsi="Avenir Next" w:cs="Avenir Next" w:eastAsia="Avenir Next"/>
-                <w:color w:val="1A1A1A"/>
-                <w:sz w:val="18"/>
+              <w:tab/>
+            </w:r>
+            <w:r>
+              <w:rPr>
+                <w:rFonts w:ascii="Avenir Next" w:hAnsi="Avenir Next" w:cs="Avenir Next" w:eastAsia="Avenir Next"/>
+                <w:color w:val="1A1A1A"/>
+                <w:sz w:val="22"/>
                 <w:szCs w:val="18"/>
               </w:rPr>
-              <w:tab/>
-            </w:r>
-            <w:r>
-              <w:rPr>
-                <w:rFonts w:ascii="Avenir Next" w:hAnsi="Avenir Next" w:cs="Avenir Next" w:eastAsia="Avenir Next"/>
-                <w:color w:val="1A1A1A"/>
-                <w:sz w:val="18"/>
+              <w:t xml:space="preserve">A triangle-base pyramid has </w:t>
+            </w:r>
+            <w:r>
+              <w:rPr>
+                <w:rFonts w:ascii="Avenir Next" w:hAnsi="Avenir Next" w:cs="Avenir Next" w:eastAsia="Avenir Next"/>
+                <w:b/>
+                <w:color w:val="1A1A1A"/>
+                <w:sz w:val="22"/>
                 <w:szCs w:val="18"/>
               </w:rPr>
-              <w:t xml:space="preserve">A triangle-base pyramid has </w:t>
-            </w:r>
-            <w:r>
-              <w:rPr>
-                <w:rFonts w:ascii="Avenir Next" w:hAnsi="Avenir Next" w:cs="Avenir Next" w:eastAsia="Avenir Next"/>
-                <w:b/>
-                <w:color w:val="1A1A1A"/>
-                <w:sz w:val="18"/>
+              <w:t xml:space="preserve">3</w:t>
+            </w:r>
+            <w:r>
+              <w:rPr>
+                <w:rFonts w:ascii="Avenir Next" w:hAnsi="Avenir Next" w:cs="Avenir Next" w:eastAsia="Avenir Next"/>
+                <w:color w:val="1A1A1A"/>
+                <w:sz w:val="22"/>
                 <w:szCs w:val="18"/>
               </w:rPr>
-              <w:t xml:space="preserve">3</w:t>
-            </w:r>
-            <w:r>
-              <w:rPr>
-                <w:rFonts w:ascii="Avenir Next" w:hAnsi="Avenir Next" w:cs="Avenir Next" w:eastAsia="Avenir Next"/>
-                <w:color w:val="1A1A1A"/>
-                <w:sz w:val="18"/>
+              <w:t xml:space="preserve"> slanted faces; a square pyramid has </w:t>
+            </w:r>
+            <w:r>
+              <w:rPr>
+                <w:rFonts w:ascii="Avenir Next" w:hAnsi="Avenir Next" w:cs="Avenir Next" w:eastAsia="Avenir Next"/>
+                <w:b/>
+                <w:color w:val="1A1A1A"/>
+                <w:sz w:val="22"/>
                 <w:szCs w:val="18"/>
               </w:rPr>
-              <w:t xml:space="preserve"> slanted faces; a square pyramid has </w:t>
-            </w:r>
-            <w:r>
-              <w:rPr>
-                <w:rFonts w:ascii="Avenir Next" w:hAnsi="Avenir Next" w:cs="Avenir Next" w:eastAsia="Avenir Next"/>
-                <w:b/>
-                <w:color w:val="1A1A1A"/>
-                <w:sz w:val="18"/>
-                <w:szCs w:val="18"/>
-              </w:rPr>
               <w:t xml:space="preserve">4</w:t>
             </w:r>
             <w:r>
               <w:rPr>
                 <w:rFonts w:ascii="Avenir Next" w:hAnsi="Avenir Next" w:cs="Avenir Next" w:eastAsia="Avenir Next"/>
                 <w:color w:val="1A1A1A"/>
-                <w:sz w:val="18"/>
+                <w:sz w:val="22"/>
                 <w:szCs w:val="18"/>
               </w:rPr>
               <w:t xml:space="preserve">.</w:t>
@@ -378,6 +380,7 @@
           </w:tcPr>
           <w:p>
             <w:pPr>
+              <w:pStyle w:val="Heading2"/>
               <w:spacing w:before="0" w:after="40" w:line="264" w:lineRule="auto"/>
             </w:pPr>
             <w:r>
@@ -400,7 +403,7 @@
               <w:rPr>
                 <w:rFonts w:ascii="Avenir Next" w:hAnsi="Avenir Next" w:cs="Avenir Next" w:eastAsia="Avenir Next"/>
                 <w:color w:val="1A1A1A"/>
-                <w:sz w:val="17"/>
+                <w:sz w:val="22"/>
                 <w:szCs w:val="17"/>
               </w:rPr>
               <w:t xml:space="preserve">Square base 4 m; slant height 6 m; only the sides are covered.</w:t>
@@ -419,25 +422,25 @@
                 <w:rFonts w:ascii="Avenir Next" w:hAnsi="Avenir Next" w:cs="Avenir Next" w:eastAsia="Avenir Next"/>
                 <w:b/>
                 <w:color w:val="003A70"/>
+                <w:sz w:val="22"/>
+                <w:szCs w:val="17"/>
+              </w:rPr>
+              <w:t xml:space="preserve">Step 1</w:t>
+            </w:r>
+            <w:r>
+              <w:rPr>
+                <w:rFonts w:ascii="Avenir Next" w:hAnsi="Avenir Next" w:cs="Avenir Next" w:eastAsia="Avenir Next"/>
+                <w:color w:val="1A1A1A"/>
                 <w:sz w:val="17"/>
                 <w:szCs w:val="17"/>
               </w:rPr>
-              <w:t xml:space="preserve">Step 1</w:t>
-            </w:r>
-            <w:r>
-              <w:rPr>
-                <w:rFonts w:ascii="Avenir Next" w:hAnsi="Avenir Next" w:cs="Avenir Next" w:eastAsia="Avenir Next"/>
-                <w:color w:val="1A1A1A"/>
-                <w:sz w:val="17"/>
-                <w:szCs w:val="17"/>
-              </w:rPr>
               <w:tab/>
             </w:r>
             <w:r>
               <w:rPr>
                 <w:rFonts w:ascii="Avenir Next" w:hAnsi="Avenir Next" w:cs="Avenir Next" w:eastAsia="Avenir Next"/>
                 <w:color w:val="1A1A1A"/>
-                <w:sz w:val="17"/>
+                <w:sz w:val="22"/>
                 <w:szCs w:val="17"/>
               </w:rPr>
               <w:t xml:space="preserve">Leave out the base.</w:t>
@@ -456,25 +459,25 @@
                 <w:rFonts w:ascii="Avenir Next" w:hAnsi="Avenir Next" w:cs="Avenir Next" w:eastAsia="Avenir Next"/>
                 <w:b/>
                 <w:color w:val="003A70"/>
+                <w:sz w:val="22"/>
+                <w:szCs w:val="17"/>
+              </w:rPr>
+              <w:t xml:space="preserve">Step 2</w:t>
+            </w:r>
+            <w:r>
+              <w:rPr>
+                <w:rFonts w:ascii="Avenir Next" w:hAnsi="Avenir Next" w:cs="Avenir Next" w:eastAsia="Avenir Next"/>
+                <w:color w:val="1A1A1A"/>
                 <w:sz w:val="17"/>
                 <w:szCs w:val="17"/>
               </w:rPr>
-              <w:t xml:space="preserve">Step 2</w:t>
-            </w:r>
-            <w:r>
-              <w:rPr>
-                <w:rFonts w:ascii="Avenir Next" w:hAnsi="Avenir Next" w:cs="Avenir Next" w:eastAsia="Avenir Next"/>
-                <w:color w:val="1A1A1A"/>
-                <w:sz w:val="17"/>
-                <w:szCs w:val="17"/>
-              </w:rPr>
               <w:tab/>
             </w:r>
             <w:r>
               <w:rPr>
                 <w:rFonts w:ascii="Avenir Next" w:hAnsi="Avenir Next" w:cs="Avenir Next" w:eastAsia="Avenir Next"/>
                 <w:color w:val="1A1A1A"/>
-                <w:sz w:val="17"/>
+                <w:sz w:val="22"/>
                 <w:szCs w:val="17"/>
               </w:rPr>
               <w:t xml:space="preserve">One triangle: ½ × 4 × 6 = 12 m².</w:t>
@@ -493,25 +496,25 @@
                 <w:rFonts w:ascii="Avenir Next" w:hAnsi="Avenir Next" w:cs="Avenir Next" w:eastAsia="Avenir Next"/>
                 <w:b/>
                 <w:color w:val="003A70"/>
+                <w:sz w:val="22"/>
+                <w:szCs w:val="17"/>
+              </w:rPr>
+              <w:t xml:space="preserve">Step 3</w:t>
+            </w:r>
+            <w:r>
+              <w:rPr>
+                <w:rFonts w:ascii="Avenir Next" w:hAnsi="Avenir Next" w:cs="Avenir Next" w:eastAsia="Avenir Next"/>
+                <w:color w:val="1A1A1A"/>
                 <w:sz w:val="17"/>
                 <w:szCs w:val="17"/>
               </w:rPr>
-              <w:t xml:space="preserve">Step 3</w:t>
-            </w:r>
-            <w:r>
-              <w:rPr>
-                <w:rFonts w:ascii="Avenir Next" w:hAnsi="Avenir Next" w:cs="Avenir Next" w:eastAsia="Avenir Next"/>
-                <w:color w:val="1A1A1A"/>
-                <w:sz w:val="17"/>
-                <w:szCs w:val="17"/>
-              </w:rPr>
               <w:tab/>
             </w:r>
             <w:r>
               <w:rPr>
                 <w:rFonts w:ascii="Avenir Next" w:hAnsi="Avenir Next" w:cs="Avenir Next" w:eastAsia="Avenir Next"/>
                 <w:color w:val="1A1A1A"/>
-                <w:sz w:val="17"/>
+                <w:sz w:val="22"/>
                 <w:szCs w:val="17"/>
               </w:rPr>
               <w:t xml:space="preserve">Four triangles: 4 × 12 = 48.</w:t>
@@ -530,18 +533,18 @@
                 <w:rFonts w:ascii="Avenir Next" w:hAnsi="Avenir Next" w:cs="Avenir Next" w:eastAsia="Avenir Next"/>
                 <w:b/>
                 <w:color w:val="1A1A1A"/>
+                <w:sz w:val="22"/>
+                <w:szCs w:val="17"/>
+              </w:rPr>
+              <w:t xml:space="preserve">Answer</w:t>
+            </w:r>
+            <w:r>
+              <w:rPr>
+                <w:rFonts w:ascii="Avenir Next" w:hAnsi="Avenir Next" w:cs="Avenir Next" w:eastAsia="Avenir Next"/>
+                <w:color w:val="1A1A1A"/>
                 <w:sz w:val="17"/>
                 <w:szCs w:val="17"/>
               </w:rPr>
-              <w:t xml:space="preserve">Answer</w:t>
-            </w:r>
-            <w:r>
-              <w:rPr>
-                <w:rFonts w:ascii="Avenir Next" w:hAnsi="Avenir Next" w:cs="Avenir Next" w:eastAsia="Avenir Next"/>
-                <w:color w:val="1A1A1A"/>
-                <w:sz w:val="17"/>
-                <w:szCs w:val="17"/>
-              </w:rPr>
               <w:tab/>
             </w:r>
             <w:r>
@@ -549,7 +552,7 @@
                 <w:rFonts w:ascii="Avenir Next" w:hAnsi="Avenir Next" w:cs="Avenir Next" w:eastAsia="Avenir Next"/>
                 <w:b/>
                 <w:color w:val="1A1A1A"/>
-                <w:sz w:val="17"/>
+                <w:sz w:val="22"/>
                 <w:szCs w:val="17"/>
               </w:rPr>
               <w:t xml:space="preserve">lateral area = 48 m²</w:t>
@@ -578,7 +581,7 @@
           <w:rFonts w:ascii="Avenir Next" w:hAnsi="Avenir Next" w:cs="Avenir Next" w:eastAsia="Avenir Next"/>
           <w:b/>
           <w:color w:val="1A1A1A"/>
-          <w:sz w:val="17"/>
+          <w:sz w:val="22"/>
           <w:szCs w:val="17"/>
         </w:rPr>
         <w:t xml:space="preserve">lateral area</w:t>
@@ -588,7 +591,7 @@
           <w:rFonts w:ascii="Avenir Next" w:hAnsi="Avenir Next" w:cs="Avenir Next" w:eastAsia="Avenir Next"/>
           <w:i/>
           <w:color w:val="5A5F66"/>
-          <w:sz w:val="17"/>
+          <w:sz w:val="22"/>
           <w:szCs w:val="17"/>
         </w:rPr>
         <w:t xml:space="preserve"> (área lateral)</w:t>
@@ -597,7 +600,7 @@
         <w:rPr>
           <w:rFonts w:ascii="Avenir Next" w:hAnsi="Avenir Next" w:cs="Avenir Next" w:eastAsia="Avenir Next"/>
           <w:color w:val="5A5F66"/>
-          <w:sz w:val="17"/>
+          <w:sz w:val="22"/>
           <w:szCs w:val="17"/>
         </w:rPr>
         <w:t xml:space="preserve">   ·   </w:t>
@@ -607,7 +610,7 @@
           <w:rFonts w:ascii="Avenir Next" w:hAnsi="Avenir Next" w:cs="Avenir Next" w:eastAsia="Avenir Next"/>
           <w:b/>
           <w:color w:val="1A1A1A"/>
-          <w:sz w:val="17"/>
+          <w:sz w:val="22"/>
           <w:szCs w:val="17"/>
         </w:rPr>
         <w:t xml:space="preserve">surface area</w:t>
@@ -617,7 +620,7 @@
           <w:rFonts w:ascii="Avenir Next" w:hAnsi="Avenir Next" w:cs="Avenir Next" w:eastAsia="Avenir Next"/>
           <w:i/>
           <w:color w:val="5A5F66"/>
-          <w:sz w:val="17"/>
+          <w:sz w:val="22"/>
           <w:szCs w:val="17"/>
         </w:rPr>
         <w:t xml:space="preserve"> (área superficial)</w:t>
@@ -626,7 +629,7 @@
         <w:rPr>
           <w:rFonts w:ascii="Avenir Next" w:hAnsi="Avenir Next" w:cs="Avenir Next" w:eastAsia="Avenir Next"/>
           <w:color w:val="5A5F66"/>
-          <w:sz w:val="17"/>
+          <w:sz w:val="22"/>
           <w:szCs w:val="17"/>
         </w:rPr>
         <w:t xml:space="preserve">   ·   </w:t>
@@ -636,7 +639,7 @@
           <w:rFonts w:ascii="Avenir Next" w:hAnsi="Avenir Next" w:cs="Avenir Next" w:eastAsia="Avenir Next"/>
           <w:b/>
           <w:color w:val="1A1A1A"/>
-          <w:sz w:val="17"/>
+          <w:sz w:val="22"/>
           <w:szCs w:val="17"/>
         </w:rPr>
         <w:t xml:space="preserve">slant height</w:t>
@@ -646,7 +649,7 @@
           <w:rFonts w:ascii="Avenir Next" w:hAnsi="Avenir Next" w:cs="Avenir Next" w:eastAsia="Avenir Next"/>
           <w:i/>
           <w:color w:val="5A5F66"/>
-          <w:sz w:val="17"/>
+          <w:sz w:val="22"/>
           <w:szCs w:val="17"/>
         </w:rPr>
         <w:t xml:space="preserve"> (altura inclinada)</w:t>
@@ -654,6 +657,7 @@
     </w:p>
     <w:p>
       <w:pPr>
+        <w:pStyle w:val="Heading2"/>
         <w:keepNext/>
         <w:pBdr>
           <w:bottom w:val="single" w:sz="8" w:space="3" w:color="003A70"/>
@@ -669,7 +673,7 @@
           <w:b/>
           <w:color w:val="003A70"/>
           <w:spacing w:val="14"/>
-          <w:sz w:val="19"/>
+          <w:sz w:val="22"/>
           <w:szCs w:val="19"/>
         </w:rPr>
         <w:t xml:space="preserve">PRACTICE</w:t>
@@ -688,7 +692,7 @@
           <w:rFonts w:ascii="Avenir Next" w:hAnsi="Avenir Next" w:cs="Avenir Next" w:eastAsia="Avenir Next"/>
           <w:i/>
           <w:color w:val="5A5F66"/>
-          <w:sz w:val="17"/>
+          <w:sz w:val="22"/>
           <w:szCs w:val="17"/>
         </w:rPr>
         <w:t xml:space="preserve">show your work · label units</w:t>
@@ -696,7 +700,7 @@
     </w:p>
     <w:p>
       <w:pPr>
-        <w:spacing w:before="0" w:after="0" w:line="20" w:lineRule="exact"/>
+        <w:spacing w:before="0" w:after="0" w:line="50" w:lineRule="exact"/>
       </w:pPr>
     </w:p>
     <w:tbl>
@@ -746,25 +750,25 @@
                 <w:rFonts w:ascii="Avenir Next" w:hAnsi="Avenir Next" w:cs="Avenir Next" w:eastAsia="Avenir Next"/>
                 <w:b/>
                 <w:color w:val="1A1A1A"/>
+                <w:sz w:val="22"/>
+                <w:szCs w:val="20"/>
+              </w:rPr>
+              <w:t xml:space="preserve">1.</w:t>
+            </w:r>
+            <w:r>
+              <w:rPr>
+                <w:rFonts w:ascii="Avenir Next" w:hAnsi="Avenir Next" w:cs="Avenir Next" w:eastAsia="Avenir Next"/>
+                <w:color w:val="1A1A1A"/>
                 <w:sz w:val="20"/>
                 <w:szCs w:val="20"/>
               </w:rPr>
-              <w:t xml:space="preserve">1.</w:t>
-            </w:r>
-            <w:r>
-              <w:rPr>
-                <w:rFonts w:ascii="Avenir Next" w:hAnsi="Avenir Next" w:cs="Avenir Next" w:eastAsia="Avenir Next"/>
-                <w:color w:val="1A1A1A"/>
-                <w:sz w:val="20"/>
-                <w:szCs w:val="20"/>
-              </w:rPr>
               <w:tab/>
             </w:r>
             <w:r>
               <w:rPr>
                 <w:rFonts w:ascii="Avenir Next" w:hAnsi="Avenir Next" w:cs="Avenir Next" w:eastAsia="Avenir Next"/>
                 <w:color w:val="1A1A1A"/>
-                <w:sz w:val="20"/>
+                <w:sz w:val="22"/>
                 <w:szCs w:val="20"/>
               </w:rPr>
               <w:t xml:space="preserve">Find each lateral area.</w:t>
@@ -819,25 +823,25 @@
                       <w:rFonts w:ascii="Avenir Next" w:hAnsi="Avenir Next" w:cs="Avenir Next" w:eastAsia="Avenir Next"/>
                       <w:b/>
                       <w:color w:val="003A70"/>
+                      <w:sz w:val="22"/>
+                      <w:szCs w:val="20"/>
+                    </w:rPr>
+                    <w:t xml:space="preserve">a.</w:t>
+                  </w:r>
+                  <w:r>
+                    <w:rPr>
+                      <w:rFonts w:ascii="Avenir Next" w:hAnsi="Avenir Next" w:cs="Avenir Next" w:eastAsia="Avenir Next"/>
+                      <w:color w:val="1A1A1A"/>
                       <w:sz w:val="20"/>
                       <w:szCs w:val="20"/>
                     </w:rPr>
-                    <w:t xml:space="preserve">a.</w:t>
-                  </w:r>
-                  <w:r>
-                    <w:rPr>
-                      <w:rFonts w:ascii="Avenir Next" w:hAnsi="Avenir Next" w:cs="Avenir Next" w:eastAsia="Avenir Next"/>
-                      <w:color w:val="1A1A1A"/>
-                      <w:sz w:val="20"/>
-                      <w:szCs w:val="20"/>
-                    </w:rPr>
                     <w:tab/>
                   </w:r>
                   <w:r>
                     <w:rPr>
                       <w:rFonts w:ascii="Avenir Next" w:hAnsi="Avenir Next" w:cs="Avenir Next" w:eastAsia="Avenir Next"/>
                       <w:color w:val="1A1A1A"/>
-                      <w:sz w:val="20"/>
+                      <w:sz w:val="22"/>
                       <w:szCs w:val="20"/>
                     </w:rPr>
                     <w:t xml:space="preserve">4 faces, each 25 cm²</w:t>
@@ -865,7 +869,7 @@
                     <w:rPr>
                       <w:rFonts w:ascii="Avenir Next" w:hAnsi="Avenir Next" w:cs="Avenir Next" w:eastAsia="Avenir Next"/>
                       <w:color w:val="1A1A1A"/>
-                      <w:sz w:val="20"/>
+                      <w:sz w:val="22"/>
                       <w:szCs w:val="20"/>
                     </w:rPr>
                     <w:t xml:space="preserve"> cm²</w:t>
@@ -890,25 +894,25 @@
                       <w:rFonts w:ascii="Avenir Next" w:hAnsi="Avenir Next" w:cs="Avenir Next" w:eastAsia="Avenir Next"/>
                       <w:b/>
                       <w:color w:val="003A70"/>
+                      <w:sz w:val="22"/>
+                      <w:szCs w:val="20"/>
+                    </w:rPr>
+                    <w:t xml:space="preserve">b.</w:t>
+                  </w:r>
+                  <w:r>
+                    <w:rPr>
+                      <w:rFonts w:ascii="Avenir Next" w:hAnsi="Avenir Next" w:cs="Avenir Next" w:eastAsia="Avenir Next"/>
+                      <w:color w:val="1A1A1A"/>
                       <w:sz w:val="20"/>
                       <w:szCs w:val="20"/>
                     </w:rPr>
-                    <w:t xml:space="preserve">b.</w:t>
-                  </w:r>
-                  <w:r>
-                    <w:rPr>
-                      <w:rFonts w:ascii="Avenir Next" w:hAnsi="Avenir Next" w:cs="Avenir Next" w:eastAsia="Avenir Next"/>
-                      <w:color w:val="1A1A1A"/>
-                      <w:sz w:val="20"/>
-                      <w:szCs w:val="20"/>
-                    </w:rPr>
                     <w:tab/>
                   </w:r>
                   <w:r>
                     <w:rPr>
                       <w:rFonts w:ascii="Avenir Next" w:hAnsi="Avenir Next" w:cs="Avenir Next" w:eastAsia="Avenir Next"/>
                       <w:color w:val="1A1A1A"/>
-                      <w:sz w:val="20"/>
+                      <w:sz w:val="22"/>
                       <w:szCs w:val="20"/>
                     </w:rPr>
                     <w:t xml:space="preserve">SA = 150 in², base = 36 in²</w:t>
@@ -936,7 +940,7 @@
                     <w:rPr>
                       <w:rFonts w:ascii="Avenir Next" w:hAnsi="Avenir Next" w:cs="Avenir Next" w:eastAsia="Avenir Next"/>
                       <w:color w:val="1A1A1A"/>
-                      <w:sz w:val="20"/>
+                      <w:sz w:val="22"/>
                       <w:szCs w:val="20"/>
                     </w:rPr>
                     <w:t xml:space="preserve"> in²</w:t>
@@ -967,25 +971,25 @@
                       <w:rFonts w:ascii="Avenir Next" w:hAnsi="Avenir Next" w:cs="Avenir Next" w:eastAsia="Avenir Next"/>
                       <w:b/>
                       <w:color w:val="003A70"/>
+                      <w:sz w:val="22"/>
+                      <w:szCs w:val="20"/>
+                    </w:rPr>
+                    <w:t xml:space="preserve">c.</w:t>
+                  </w:r>
+                  <w:r>
+                    <w:rPr>
+                      <w:rFonts w:ascii="Avenir Next" w:hAnsi="Avenir Next" w:cs="Avenir Next" w:eastAsia="Avenir Next"/>
+                      <w:color w:val="1A1A1A"/>
                       <w:sz w:val="20"/>
                       <w:szCs w:val="20"/>
                     </w:rPr>
-                    <w:t xml:space="preserve">c.</w:t>
-                  </w:r>
-                  <w:r>
-                    <w:rPr>
-                      <w:rFonts w:ascii="Avenir Next" w:hAnsi="Avenir Next" w:cs="Avenir Next" w:eastAsia="Avenir Next"/>
-                      <w:color w:val="1A1A1A"/>
-                      <w:sz w:val="20"/>
-                      <w:szCs w:val="20"/>
-                    </w:rPr>
                     <w:tab/>
                   </w:r>
                   <w:r>
                     <w:rPr>
                       <w:rFonts w:ascii="Avenir Next" w:hAnsi="Avenir Next" w:cs="Avenir Next" w:eastAsia="Avenir Next"/>
                       <w:color w:val="1A1A1A"/>
-                      <w:sz w:val="20"/>
+                      <w:sz w:val="22"/>
                       <w:szCs w:val="20"/>
                     </w:rPr>
                     <w:t xml:space="preserve">square base 7 m, slant 9 m</w:t>
@@ -1013,7 +1017,7 @@
                     <w:rPr>
                       <w:rFonts w:ascii="Avenir Next" w:hAnsi="Avenir Next" w:cs="Avenir Next" w:eastAsia="Avenir Next"/>
                       <w:color w:val="1A1A1A"/>
-                      <w:sz w:val="20"/>
+                      <w:sz w:val="22"/>
                       <w:szCs w:val="20"/>
                     </w:rPr>
                     <w:t xml:space="preserve"> m²</w:t>
@@ -1038,25 +1042,25 @@
                       <w:rFonts w:ascii="Avenir Next" w:hAnsi="Avenir Next" w:cs="Avenir Next" w:eastAsia="Avenir Next"/>
                       <w:b/>
                       <w:color w:val="003A70"/>
+                      <w:sz w:val="22"/>
+                      <w:szCs w:val="20"/>
+                    </w:rPr>
+                    <w:t xml:space="preserve">d.</w:t>
+                  </w:r>
+                  <w:r>
+                    <w:rPr>
+                      <w:rFonts w:ascii="Avenir Next" w:hAnsi="Avenir Next" w:cs="Avenir Next" w:eastAsia="Avenir Next"/>
+                      <w:color w:val="1A1A1A"/>
                       <w:sz w:val="20"/>
                       <w:szCs w:val="20"/>
                     </w:rPr>
-                    <w:t xml:space="preserve">d.</w:t>
-                  </w:r>
-                  <w:r>
-                    <w:rPr>
-                      <w:rFonts w:ascii="Avenir Next" w:hAnsi="Avenir Next" w:cs="Avenir Next" w:eastAsia="Avenir Next"/>
-                      <w:color w:val="1A1A1A"/>
-                      <w:sz w:val="20"/>
-                      <w:szCs w:val="20"/>
-                    </w:rPr>
                     <w:tab/>
                   </w:r>
                   <w:r>
                     <w:rPr>
                       <w:rFonts w:ascii="Avenir Next" w:hAnsi="Avenir Next" w:cs="Avenir Next" w:eastAsia="Avenir Next"/>
                       <w:color w:val="1A1A1A"/>
-                      <w:sz w:val="20"/>
+                      <w:sz w:val="22"/>
                       <w:szCs w:val="20"/>
                     </w:rPr>
                     <w:t xml:space="preserve">square base 11 in, slant 10 in</w:t>
@@ -1084,7 +1088,7 @@
                     <w:rPr>
                       <w:rFonts w:ascii="Avenir Next" w:hAnsi="Avenir Next" w:cs="Avenir Next" w:eastAsia="Avenir Next"/>
                       <w:color w:val="1A1A1A"/>
-                      <w:sz w:val="20"/>
+                      <w:sz w:val="22"/>
                       <w:szCs w:val="20"/>
                     </w:rPr>
                     <w:t xml:space="preserve"> in²</w:t>
@@ -1095,7 +1099,7 @@
           </w:tbl>
           <w:p>
             <w:pPr>
-              <w:spacing w:before="0" w:after="0" w:line="24" w:lineRule="auto"/>
+              <w:spacing w:before="0" w:after="0" w:line="50" w:lineRule="exact"/>
             </w:pPr>
           </w:p>
         </w:tc>
@@ -1103,12 +1107,12 @@
     </w:tbl>
     <w:p>
       <w:pPr>
-        <w:spacing w:before="0" w:after="0" w:line="20" w:lineRule="exact"/>
+        <w:spacing w:before="0" w:after="0" w:line="50" w:lineRule="exact"/>
       </w:pPr>
     </w:p>
     <w:p>
       <w:pPr>
-        <w:spacing w:before="0" w:after="0" w:line="20" w:lineRule="exact"/>
+        <w:spacing w:before="0" w:after="0" w:line="50" w:lineRule="exact"/>
       </w:pPr>
     </w:p>
     <w:tbl>
@@ -1158,18 +1162,18 @@
                 <w:rFonts w:ascii="Avenir Next" w:hAnsi="Avenir Next" w:cs="Avenir Next" w:eastAsia="Avenir Next"/>
                 <w:b/>
                 <w:color w:val="1A1A1A"/>
+                <w:sz w:val="22"/>
+                <w:szCs w:val="20"/>
+              </w:rPr>
+              <w:t xml:space="preserve">2.</w:t>
+            </w:r>
+            <w:r>
+              <w:rPr>
+                <w:rFonts w:ascii="Avenir Next" w:hAnsi="Avenir Next" w:cs="Avenir Next" w:eastAsia="Avenir Next"/>
+                <w:color w:val="1A1A1A"/>
                 <w:sz w:val="20"/>
                 <w:szCs w:val="20"/>
               </w:rPr>
-              <w:t xml:space="preserve">2.</w:t>
-            </w:r>
-            <w:r>
-              <w:rPr>
-                <w:rFonts w:ascii="Avenir Next" w:hAnsi="Avenir Next" w:cs="Avenir Next" w:eastAsia="Avenir Next"/>
-                <w:color w:val="1A1A1A"/>
-                <w:sz w:val="20"/>
-                <w:szCs w:val="20"/>
-              </w:rPr>
               <w:tab/>
             </w:r>
             <w:r>
@@ -1177,7 +1181,7 @@
                 <w:rFonts w:ascii="Avenir Next" w:hAnsi="Avenir Next" w:cs="Avenir Next" w:eastAsia="Avenir Next"/>
                 <w:b/>
                 <w:color w:val="1A1A1A"/>
-                <w:sz w:val="20"/>
+                <w:sz w:val="22"/>
                 <w:szCs w:val="20"/>
               </w:rPr>
               <w:t xml:space="preserve">Canvas Frame.  </w:t>
@@ -1186,7 +1190,7 @@
               <w:rPr>
                 <w:rFonts w:ascii="Avenir Next" w:hAnsi="Avenir Next" w:cs="Avenir Next" w:eastAsia="Avenir Next"/>
                 <w:color w:val="1A1A1A"/>
-                <w:sz w:val="20"/>
+                <w:sz w:val="22"/>
                 <w:szCs w:val="20"/>
               </w:rPr>
               <w:t xml:space="preserve">Maria’s frame is a pyramid with a triangle base (24 in sides) and slant height 14 in. Only the slanted faces get canvas.</w:t>
@@ -1206,25 +1210,25 @@
                 <w:rFonts w:ascii="Avenir Next" w:hAnsi="Avenir Next" w:cs="Avenir Next" w:eastAsia="Avenir Next"/>
                 <w:b/>
                 <w:color w:val="003A70"/>
+                <w:sz w:val="22"/>
+                <w:szCs w:val="20"/>
+              </w:rPr>
+              <w:t xml:space="preserve">a.</w:t>
+            </w:r>
+            <w:r>
+              <w:rPr>
+                <w:rFonts w:ascii="Avenir Next" w:hAnsi="Avenir Next" w:cs="Avenir Next" w:eastAsia="Avenir Next"/>
+                <w:color w:val="1A1A1A"/>
                 <w:sz w:val="20"/>
                 <w:szCs w:val="20"/>
               </w:rPr>
-              <w:t xml:space="preserve">a.</w:t>
-            </w:r>
-            <w:r>
-              <w:rPr>
-                <w:rFonts w:ascii="Avenir Next" w:hAnsi="Avenir Next" w:cs="Avenir Next" w:eastAsia="Avenir Next"/>
-                <w:color w:val="1A1A1A"/>
-                <w:sz w:val="20"/>
-                <w:szCs w:val="20"/>
-              </w:rPr>
               <w:tab/>
             </w:r>
             <w:r>
               <w:rPr>
                 <w:rFonts w:ascii="Avenir Next" w:hAnsi="Avenir Next" w:cs="Avenir Next" w:eastAsia="Avenir Next"/>
                 <w:color w:val="1A1A1A"/>
-                <w:sz w:val="20"/>
+                <w:sz w:val="22"/>
                 <w:szCs w:val="20"/>
               </w:rPr>
               <w:t xml:space="preserve">Faces that get canvas</w:t>
@@ -1263,10 +1267,28 @@
                 <w:rFonts w:ascii="Avenir Next" w:hAnsi="Avenir Next" w:cs="Avenir Next" w:eastAsia="Avenir Next"/>
                 <w:b/>
                 <w:color w:val="003A70"/>
+                <w:sz w:val="22"/>
+                <w:szCs w:val="20"/>
+              </w:rPr>
+              <w:t xml:space="preserve">b.</w:t>
+            </w:r>
+            <w:r>
+              <w:rPr>
+                <w:rFonts w:ascii="Avenir Next" w:hAnsi="Avenir Next" w:cs="Avenir Next" w:eastAsia="Avenir Next"/>
+                <w:color w:val="1A1A1A"/>
                 <w:sz w:val="20"/>
                 <w:szCs w:val="20"/>
               </w:rPr>
-              <w:t xml:space="preserve">b.</w:t>
+              <w:tab/>
+            </w:r>
+            <w:r>
+              <w:rPr>
+                <w:rFonts w:ascii="Avenir Next" w:hAnsi="Avenir Next" w:cs="Avenir Next" w:eastAsia="Avenir Next"/>
+                <w:color w:val="1A1A1A"/>
+                <w:sz w:val="22"/>
+                <w:szCs w:val="20"/>
+              </w:rPr>
+              <w:t xml:space="preserve">One slanted face</w:t>
             </w:r>
             <w:r>
               <w:rPr>
@@ -1275,7 +1297,7 @@
                 <w:sz w:val="20"/>
                 <w:szCs w:val="20"/>
               </w:rPr>
-              <w:tab/>
+              <w:t xml:space="preserve">  </w:t>
             </w:r>
             <w:r>
               <w:rPr>
@@ -1283,24 +1305,6 @@
                 <w:color w:val="1A1A1A"/>
                 <w:sz w:val="20"/>
                 <w:szCs w:val="20"/>
-              </w:rPr>
-              <w:t xml:space="preserve">One slanted face</w:t>
-            </w:r>
-            <w:r>
-              <w:rPr>
-                <w:rFonts w:ascii="Avenir Next" w:hAnsi="Avenir Next" w:cs="Avenir Next" w:eastAsia="Avenir Next"/>
-                <w:color w:val="1A1A1A"/>
-                <w:sz w:val="20"/>
-                <w:szCs w:val="20"/>
-              </w:rPr>
-              <w:t xml:space="preserve">  </w:t>
-            </w:r>
-            <w:r>
-              <w:rPr>
-                <w:rFonts w:ascii="Avenir Next" w:hAnsi="Avenir Next" w:cs="Avenir Next" w:eastAsia="Avenir Next"/>
-                <w:color w:val="1A1A1A"/>
-                <w:sz w:val="20"/>
-                <w:szCs w:val="20"/>
                 <w:u w:val="single"/>
               </w:rPr>
               <w:t xml:space="preserve">                </w:t>
@@ -1309,7 +1313,7 @@
               <w:rPr>
                 <w:rFonts w:ascii="Avenir Next" w:hAnsi="Avenir Next" w:cs="Avenir Next" w:eastAsia="Avenir Next"/>
                 <w:color w:val="1A1A1A"/>
-                <w:sz w:val="20"/>
+                <w:sz w:val="22"/>
                 <w:szCs w:val="20"/>
               </w:rPr>
               <w:t xml:space="preserve"> in²</w:t>
@@ -1329,10 +1333,28 @@
                 <w:rFonts w:ascii="Avenir Next" w:hAnsi="Avenir Next" w:cs="Avenir Next" w:eastAsia="Avenir Next"/>
                 <w:b/>
                 <w:color w:val="003A70"/>
+                <w:sz w:val="22"/>
+                <w:szCs w:val="20"/>
+              </w:rPr>
+              <w:t xml:space="preserve">c.</w:t>
+            </w:r>
+            <w:r>
+              <w:rPr>
+                <w:rFonts w:ascii="Avenir Next" w:hAnsi="Avenir Next" w:cs="Avenir Next" w:eastAsia="Avenir Next"/>
+                <w:color w:val="1A1A1A"/>
                 <w:sz w:val="20"/>
                 <w:szCs w:val="20"/>
               </w:rPr>
-              <w:t xml:space="preserve">c.</w:t>
+              <w:tab/>
+            </w:r>
+            <w:r>
+              <w:rPr>
+                <w:rFonts w:ascii="Avenir Next" w:hAnsi="Avenir Next" w:cs="Avenir Next" w:eastAsia="Avenir Next"/>
+                <w:color w:val="1A1A1A"/>
+                <w:sz w:val="22"/>
+                <w:szCs w:val="20"/>
+              </w:rPr>
+              <w:t xml:space="preserve">Canvas needed</w:t>
             </w:r>
             <w:r>
               <w:rPr>
@@ -1341,7 +1363,7 @@
                 <w:sz w:val="20"/>
                 <w:szCs w:val="20"/>
               </w:rPr>
-              <w:tab/>
+              <w:t xml:space="preserve">  </w:t>
             </w:r>
             <w:r>
               <w:rPr>
@@ -1349,24 +1371,6 @@
                 <w:color w:val="1A1A1A"/>
                 <w:sz w:val="20"/>
                 <w:szCs w:val="20"/>
-              </w:rPr>
-              <w:t xml:space="preserve">Canvas needed</w:t>
-            </w:r>
-            <w:r>
-              <w:rPr>
-                <w:rFonts w:ascii="Avenir Next" w:hAnsi="Avenir Next" w:cs="Avenir Next" w:eastAsia="Avenir Next"/>
-                <w:color w:val="1A1A1A"/>
-                <w:sz w:val="20"/>
-                <w:szCs w:val="20"/>
-              </w:rPr>
-              <w:t xml:space="preserve">  </w:t>
-            </w:r>
-            <w:r>
-              <w:rPr>
-                <w:rFonts w:ascii="Avenir Next" w:hAnsi="Avenir Next" w:cs="Avenir Next" w:eastAsia="Avenir Next"/>
-                <w:color w:val="1A1A1A"/>
-                <w:sz w:val="20"/>
-                <w:szCs w:val="20"/>
                 <w:u w:val="single"/>
               </w:rPr>
               <w:t xml:space="preserve">                </w:t>
@@ -1375,7 +1379,7 @@
               <w:rPr>
                 <w:rFonts w:ascii="Avenir Next" w:hAnsi="Avenir Next" w:cs="Avenir Next" w:eastAsia="Avenir Next"/>
                 <w:color w:val="1A1A1A"/>
-                <w:sz w:val="20"/>
+                <w:sz w:val="22"/>
                 <w:szCs w:val="20"/>
               </w:rPr>
               <w:t xml:space="preserve"> in²</w:t>
@@ -1383,7 +1387,7 @@
           </w:p>
           <w:p>
             <w:pPr>
-              <w:spacing w:before="0" w:after="0" w:line="60" w:lineRule="auto"/>
+              <w:spacing w:before="0" w:after="0" w:line="50" w:lineRule="exact"/>
             </w:pPr>
           </w:p>
           <w:tbl>
@@ -1441,7 +1445,7 @@
           </w:tbl>
           <w:p>
             <w:pPr>
-              <w:spacing w:before="0" w:after="0" w:line="24" w:lineRule="auto"/>
+              <w:spacing w:before="0" w:after="0" w:line="50" w:lineRule="exact"/>
             </w:pPr>
           </w:p>
         </w:tc>
@@ -1449,12 +1453,12 @@
     </w:tbl>
     <w:p>
       <w:pPr>
-        <w:spacing w:before="0" w:after="0" w:line="20" w:lineRule="exact"/>
+        <w:spacing w:before="0" w:after="0" w:line="50" w:lineRule="exact"/>
       </w:pPr>
     </w:p>
     <w:p>
       <w:pPr>
-        <w:spacing w:before="0" w:after="0" w:line="20" w:lineRule="exact"/>
+        <w:spacing w:before="0" w:after="0" w:line="50" w:lineRule="exact"/>
       </w:pPr>
     </w:p>
     <w:tbl>
@@ -1538,35 +1542,35 @@
                       <w:rFonts w:ascii="Avenir Next" w:hAnsi="Avenir Next" w:cs="Avenir Next" w:eastAsia="Avenir Next"/>
                       <w:b/>
                       <w:color w:val="1A1A1A"/>
+                      <w:sz w:val="22"/>
+                      <w:szCs w:val="20"/>
+                    </w:rPr>
+                    <w:t xml:space="preserve">3.</w:t>
+                  </w:r>
+                  <w:r>
+                    <w:rPr>
+                      <w:rFonts w:ascii="Avenir Next" w:hAnsi="Avenir Next" w:cs="Avenir Next" w:eastAsia="Avenir Next"/>
+                      <w:color w:val="1A1A1A"/>
                       <w:sz w:val="20"/>
                       <w:szCs w:val="20"/>
                     </w:rPr>
-                    <w:t xml:space="preserve">3.</w:t>
-                  </w:r>
-                  <w:r>
-                    <w:rPr>
-                      <w:rFonts w:ascii="Avenir Next" w:hAnsi="Avenir Next" w:cs="Avenir Next" w:eastAsia="Avenir Next"/>
-                      <w:color w:val="1A1A1A"/>
-                      <w:sz w:val="20"/>
+                    <w:tab/>
+                  </w:r>
+                  <w:r>
+                    <w:rPr>
+                      <w:rFonts w:ascii="Avenir Next" w:hAnsi="Avenir Next" w:cs="Avenir Next" w:eastAsia="Avenir Next"/>
+                      <w:b/>
+                      <w:color w:val="1A1A1A"/>
+                      <w:sz w:val="22"/>
                       <w:szCs w:val="20"/>
                     </w:rPr>
-                    <w:tab/>
-                  </w:r>
-                  <w:r>
-                    <w:rPr>
-                      <w:rFonts w:ascii="Avenir Next" w:hAnsi="Avenir Next" w:cs="Avenir Next" w:eastAsia="Avenir Next"/>
-                      <w:b/>
-                      <w:color w:val="1A1A1A"/>
-                      <w:sz w:val="20"/>
-                      <w:szCs w:val="20"/>
-                    </w:rPr>
                     <w:t xml:space="preserve">Open-Bottom Tent.  </w:t>
                   </w:r>
                   <w:r>
                     <w:rPr>
                       <w:rFonts w:ascii="Avenir Next" w:hAnsi="Avenir Next" w:cs="Avenir Next" w:eastAsia="Avenir Next"/>
                       <w:color w:val="1A1A1A"/>
-                      <w:sz w:val="20"/>
+                      <w:sz w:val="22"/>
                       <w:szCs w:val="20"/>
                     </w:rPr>
                     <w:t xml:space="preserve">This tent is a square pyramid. The floor is open ground.</w:t>
@@ -1586,25 +1590,25 @@
                       <w:rFonts w:ascii="Avenir Next" w:hAnsi="Avenir Next" w:cs="Avenir Next" w:eastAsia="Avenir Next"/>
                       <w:b/>
                       <w:color w:val="003A70"/>
+                      <w:sz w:val="22"/>
+                      <w:szCs w:val="20"/>
+                    </w:rPr>
+                    <w:t xml:space="preserve">a.</w:t>
+                  </w:r>
+                  <w:r>
+                    <w:rPr>
+                      <w:rFonts w:ascii="Avenir Next" w:hAnsi="Avenir Next" w:cs="Avenir Next" w:eastAsia="Avenir Next"/>
+                      <w:color w:val="1A1A1A"/>
                       <w:sz w:val="20"/>
                       <w:szCs w:val="20"/>
                     </w:rPr>
-                    <w:t xml:space="preserve">a.</w:t>
-                  </w:r>
-                  <w:r>
-                    <w:rPr>
-                      <w:rFonts w:ascii="Avenir Next" w:hAnsi="Avenir Next" w:cs="Avenir Next" w:eastAsia="Avenir Next"/>
-                      <w:color w:val="1A1A1A"/>
-                      <w:sz w:val="20"/>
-                      <w:szCs w:val="20"/>
-                    </w:rPr>
                     <w:tab/>
                   </w:r>
                   <w:r>
                     <w:rPr>
                       <w:rFonts w:ascii="Avenir Next" w:hAnsi="Avenir Next" w:cs="Avenir Next" w:eastAsia="Avenir Next"/>
                       <w:color w:val="1A1A1A"/>
-                      <w:sz w:val="20"/>
+                      <w:sz w:val="22"/>
                       <w:szCs w:val="20"/>
                     </w:rPr>
                     <w:t xml:space="preserve">One panel</w:t>
@@ -1632,7 +1636,7 @@
                     <w:rPr>
                       <w:rFonts w:ascii="Avenir Next" w:hAnsi="Avenir Next" w:cs="Avenir Next" w:eastAsia="Avenir Next"/>
                       <w:color w:val="1A1A1A"/>
-                      <w:sz w:val="20"/>
+                      <w:sz w:val="22"/>
                       <w:szCs w:val="20"/>
                     </w:rPr>
                     <w:t xml:space="preserve"> ft²</w:t>
@@ -1652,25 +1656,25 @@
                       <w:rFonts w:ascii="Avenir Next" w:hAnsi="Avenir Next" w:cs="Avenir Next" w:eastAsia="Avenir Next"/>
                       <w:b/>
                       <w:color w:val="003A70"/>
+                      <w:sz w:val="22"/>
+                      <w:szCs w:val="20"/>
+                    </w:rPr>
+                    <w:t xml:space="preserve">b.</w:t>
+                  </w:r>
+                  <w:r>
+                    <w:rPr>
+                      <w:rFonts w:ascii="Avenir Next" w:hAnsi="Avenir Next" w:cs="Avenir Next" w:eastAsia="Avenir Next"/>
+                      <w:color w:val="1A1A1A"/>
                       <w:sz w:val="20"/>
                       <w:szCs w:val="20"/>
                     </w:rPr>
-                    <w:t xml:space="preserve">b.</w:t>
-                  </w:r>
-                  <w:r>
-                    <w:rPr>
-                      <w:rFonts w:ascii="Avenir Next" w:hAnsi="Avenir Next" w:cs="Avenir Next" w:eastAsia="Avenir Next"/>
-                      <w:color w:val="1A1A1A"/>
-                      <w:sz w:val="20"/>
-                      <w:szCs w:val="20"/>
-                    </w:rPr>
                     <w:tab/>
                   </w:r>
                   <w:r>
                     <w:rPr>
                       <w:rFonts w:ascii="Avenir Next" w:hAnsi="Avenir Next" w:cs="Avenir Next" w:eastAsia="Avenir Next"/>
                       <w:color w:val="1A1A1A"/>
-                      <w:sz w:val="20"/>
+                      <w:sz w:val="22"/>
                       <w:szCs w:val="20"/>
                     </w:rPr>
                     <w:t xml:space="preserve">Fabric for the tent</w:t>
@@ -1698,7 +1702,7 @@
                     <w:rPr>
                       <w:rFonts w:ascii="Avenir Next" w:hAnsi="Avenir Next" w:cs="Avenir Next" w:eastAsia="Avenir Next"/>
                       <w:color w:val="1A1A1A"/>
-                      <w:sz w:val="20"/>
+                      <w:sz w:val="22"/>
                       <w:szCs w:val="20"/>
                     </w:rPr>
                     <w:t xml:space="preserve"> ft²</w:t>
@@ -1718,25 +1722,25 @@
                       <w:rFonts w:ascii="Avenir Next" w:hAnsi="Avenir Next" w:cs="Avenir Next" w:eastAsia="Avenir Next"/>
                       <w:b/>
                       <w:color w:val="003A70"/>
+                      <w:sz w:val="22"/>
+                      <w:szCs w:val="20"/>
+                    </w:rPr>
+                    <w:t xml:space="preserve">c.</w:t>
+                  </w:r>
+                  <w:r>
+                    <w:rPr>
+                      <w:rFonts w:ascii="Avenir Next" w:hAnsi="Avenir Next" w:cs="Avenir Next" w:eastAsia="Avenir Next"/>
+                      <w:color w:val="1A1A1A"/>
                       <w:sz w:val="20"/>
                       <w:szCs w:val="20"/>
                     </w:rPr>
-                    <w:t xml:space="preserve">c.</w:t>
-                  </w:r>
-                  <w:r>
-                    <w:rPr>
-                      <w:rFonts w:ascii="Avenir Next" w:hAnsi="Avenir Next" w:cs="Avenir Next" w:eastAsia="Avenir Next"/>
-                      <w:color w:val="1A1A1A"/>
-                      <w:sz w:val="20"/>
-                      <w:szCs w:val="20"/>
-                    </w:rPr>
                     <w:tab/>
                   </w:r>
                   <w:r>
                     <w:rPr>
                       <w:rFonts w:ascii="Avenir Next" w:hAnsi="Avenir Next" w:cs="Avenir Next" w:eastAsia="Avenir Next"/>
                       <w:color w:val="1A1A1A"/>
-                      <w:sz w:val="20"/>
+                      <w:sz w:val="22"/>
                       <w:szCs w:val="20"/>
                     </w:rPr>
                     <w:t xml:space="preserve">Total if the floor were covered</w:t>
@@ -1764,7 +1768,7 @@
                     <w:rPr>
                       <w:rFonts w:ascii="Avenir Next" w:hAnsi="Avenir Next" w:cs="Avenir Next" w:eastAsia="Avenir Next"/>
                       <w:color w:val="1A1A1A"/>
-                      <w:sz w:val="20"/>
+                      <w:sz w:val="22"/>
                       <w:szCs w:val="20"/>
                     </w:rPr>
                     <w:t xml:space="preserve"> ft²</w:t>
@@ -1772,7 +1776,7 @@
                 </w:p>
                 <w:p>
                   <w:pPr>
-                    <w:spacing w:before="0" w:after="0" w:line="60" w:lineRule="auto"/>
+                    <w:spacing w:before="0" w:after="0" w:line="50" w:lineRule="exact"/>
                   </w:pPr>
                 </w:p>
                 <w:tbl>
@@ -1830,7 +1834,7 @@
                 </w:tbl>
                 <w:p>
                   <w:pPr>
-                    <w:spacing w:before="0" w:after="0" w:line="24" w:lineRule="auto"/>
+                    <w:spacing w:before="0" w:after="0" w:line="50" w:lineRule="exact"/>
                   </w:pPr>
                 </w:p>
               </w:tc>
@@ -1848,7 +1852,7 @@
                     <w:drawing>
                       <wp:inline distT="0" distB="0" distL="0" distR="0">
                         <wp:extent cx="1005840" cy="739140"/>
-                        <wp:docPr id="1" name="Figure 1"/>
+                        <wp:docPr id="1" name="Figure 1" descr="Square pyramid. Base edge 10 ft; slant height 9 ft."/>
                         <a:graphic xmlns:a="http://schemas.openxmlformats.org/drawingml/2006/main">
                           <a:graphicData uri="http://schemas.openxmlformats.org/drawingml/2006/picture">
                             <pic:pic xmlns:pic="http://schemas.openxmlformats.org/drawingml/2006/picture">
@@ -1883,7 +1887,7 @@
           </w:tbl>
           <w:p>
             <w:pPr>
-              <w:spacing w:before="0" w:after="0" w:line="24" w:lineRule="auto"/>
+              <w:spacing w:before="0" w:after="0" w:line="50" w:lineRule="exact"/>
             </w:pPr>
           </w:p>
         </w:tc>
@@ -1891,12 +1895,12 @@
     </w:tbl>
     <w:p>
       <w:pPr>
-        <w:spacing w:before="0" w:after="0" w:line="20" w:lineRule="exact"/>
+        <w:spacing w:before="0" w:after="0" w:line="50" w:lineRule="exact"/>
       </w:pPr>
     </w:p>
     <w:p>
       <w:pPr>
-        <w:spacing w:before="0" w:after="0" w:line="20" w:lineRule="exact"/>
+        <w:spacing w:before="0" w:after="0" w:line="50" w:lineRule="exact"/>
       </w:pPr>
     </w:p>
     <w:tbl>
@@ -1947,18 +1951,18 @@
                 <w:rFonts w:ascii="Avenir Next" w:hAnsi="Avenir Next" w:cs="Avenir Next" w:eastAsia="Avenir Next"/>
                 <w:b/>
                 <w:color w:val="1A1A1A"/>
+                <w:sz w:val="22"/>
+                <w:szCs w:val="20"/>
+              </w:rPr>
+              <w:t xml:space="preserve">4.</w:t>
+            </w:r>
+            <w:r>
+              <w:rPr>
+                <w:rFonts w:ascii="Avenir Next" w:hAnsi="Avenir Next" w:cs="Avenir Next" w:eastAsia="Avenir Next"/>
+                <w:color w:val="1A1A1A"/>
                 <w:sz w:val="20"/>
                 <w:szCs w:val="20"/>
               </w:rPr>
-              <w:t xml:space="preserve">4.</w:t>
-            </w:r>
-            <w:r>
-              <w:rPr>
-                <w:rFonts w:ascii="Avenir Next" w:hAnsi="Avenir Next" w:cs="Avenir Next" w:eastAsia="Avenir Next"/>
-                <w:color w:val="1A1A1A"/>
-                <w:sz w:val="20"/>
-                <w:szCs w:val="20"/>
-              </w:rPr>
               <w:tab/>
             </w:r>
             <w:r>
@@ -1966,7 +1970,7 @@
                 <w:rFonts w:ascii="Avenir Next" w:hAnsi="Avenir Next" w:cs="Avenir Next" w:eastAsia="Avenir Next"/>
                 <w:b/>
                 <w:color w:val="1A1A1A"/>
-                <w:sz w:val="20"/>
+                <w:sz w:val="22"/>
                 <w:szCs w:val="20"/>
               </w:rPr>
               <w:t xml:space="preserve">Gazebo Roof.  </w:t>
@@ -1975,7 +1979,7 @@
               <w:rPr>
                 <w:rFonts w:ascii="Avenir Next" w:hAnsi="Avenir Next" w:cs="Avenir Next" w:eastAsia="Avenir Next"/>
                 <w:color w:val="1A1A1A"/>
-                <w:sz w:val="20"/>
+                <w:sz w:val="22"/>
                 <w:szCs w:val="20"/>
               </w:rPr>
               <w:t xml:space="preserve">A square pyramid roof has base 14 ft and slant height 8 ft. Only its slanted faces get shingles.</w:t>
@@ -1983,7 +1987,7 @@
           </w:p>
           <w:p>
             <w:pPr>
-              <w:spacing w:before="0" w:after="0" w:line="60" w:lineRule="auto"/>
+              <w:spacing w:before="0" w:after="0" w:line="50" w:lineRule="exact"/>
             </w:pPr>
           </w:p>
           <w:tbl>
@@ -2052,25 +2056,25 @@
                 <w:rFonts w:ascii="Avenir Next" w:hAnsi="Avenir Next" w:cs="Avenir Next" w:eastAsia="Avenir Next"/>
                 <w:b/>
                 <w:color w:val="1A1A1A"/>
+                <w:sz w:val="22"/>
+                <w:szCs w:val="18"/>
+              </w:rPr>
+              <w:t xml:space="preserve">Answer</w:t>
+            </w:r>
+            <w:r>
+              <w:rPr>
+                <w:rFonts w:ascii="Avenir Next" w:hAnsi="Avenir Next" w:cs="Avenir Next" w:eastAsia="Avenir Next"/>
+                <w:color w:val="1A1A1A"/>
                 <w:sz w:val="18"/>
                 <w:szCs w:val="18"/>
               </w:rPr>
-              <w:t xml:space="preserve">Answer</w:t>
-            </w:r>
-            <w:r>
-              <w:rPr>
-                <w:rFonts w:ascii="Avenir Next" w:hAnsi="Avenir Next" w:cs="Avenir Next" w:eastAsia="Avenir Next"/>
-                <w:color w:val="1A1A1A"/>
-                <w:sz w:val="18"/>
-                <w:szCs w:val="18"/>
-              </w:rPr>
               <w:tab/>
             </w:r>
             <w:r>
               <w:rPr>
                 <w:rFonts w:ascii="Avenir Next" w:hAnsi="Avenir Next" w:cs="Avenir Next" w:eastAsia="Avenir Next"/>
                 <w:color w:val="1A1A1A"/>
-                <w:sz w:val="18"/>
+                <w:sz w:val="22"/>
                 <w:szCs w:val="18"/>
               </w:rPr>
               <w:t xml:space="preserve">  ft²</w:t>
@@ -2096,18 +2100,18 @@
                 <w:rFonts w:ascii="Avenir Next" w:hAnsi="Avenir Next" w:cs="Avenir Next" w:eastAsia="Avenir Next"/>
                 <w:b/>
                 <w:color w:val="1A1A1A"/>
+                <w:sz w:val="22"/>
+                <w:szCs w:val="20"/>
+              </w:rPr>
+              <w:t xml:space="preserve">5.</w:t>
+            </w:r>
+            <w:r>
+              <w:rPr>
+                <w:rFonts w:ascii="Avenir Next" w:hAnsi="Avenir Next" w:cs="Avenir Next" w:eastAsia="Avenir Next"/>
+                <w:color w:val="1A1A1A"/>
                 <w:sz w:val="20"/>
                 <w:szCs w:val="20"/>
               </w:rPr>
-              <w:t xml:space="preserve">5.</w:t>
-            </w:r>
-            <w:r>
-              <w:rPr>
-                <w:rFonts w:ascii="Avenir Next" w:hAnsi="Avenir Next" w:cs="Avenir Next" w:eastAsia="Avenir Next"/>
-                <w:color w:val="1A1A1A"/>
-                <w:sz w:val="20"/>
-                <w:szCs w:val="20"/>
-              </w:rPr>
               <w:tab/>
             </w:r>
             <w:r>
@@ -2115,7 +2119,7 @@
                 <w:rFonts w:ascii="Avenir Next" w:hAnsi="Avenir Next" w:cs="Avenir Next" w:eastAsia="Avenir Next"/>
                 <w:b/>
                 <w:color w:val="1A1A1A"/>
-                <w:sz w:val="20"/>
+                <w:sz w:val="22"/>
                 <w:szCs w:val="20"/>
               </w:rPr>
               <w:t xml:space="preserve">Tower Cap.  </w:t>
@@ -2124,7 +2128,7 @@
               <w:rPr>
                 <w:rFonts w:ascii="Avenir Next" w:hAnsi="Avenir Next" w:cs="Avenir Next" w:eastAsia="Avenir Next"/>
                 <w:color w:val="1A1A1A"/>
-                <w:sz w:val="20"/>
+                <w:sz w:val="22"/>
                 <w:szCs w:val="20"/>
               </w:rPr>
               <w:t xml:space="preserve">A square pyramid cap has base 22 m and slant height 17 m. Only its slanted faces are copper.</w:t>
@@ -2132,7 +2136,7 @@
           </w:p>
           <w:p>
             <w:pPr>
-              <w:spacing w:before="0" w:after="0" w:line="60" w:lineRule="auto"/>
+              <w:spacing w:before="0" w:after="0" w:line="50" w:lineRule="exact"/>
             </w:pPr>
           </w:p>
           <w:tbl>
@@ -2201,25 +2205,25 @@
                 <w:rFonts w:ascii="Avenir Next" w:hAnsi="Avenir Next" w:cs="Avenir Next" w:eastAsia="Avenir Next"/>
                 <w:b/>
                 <w:color w:val="1A1A1A"/>
+                <w:sz w:val="22"/>
+                <w:szCs w:val="18"/>
+              </w:rPr>
+              <w:t xml:space="preserve">Answer</w:t>
+            </w:r>
+            <w:r>
+              <w:rPr>
+                <w:rFonts w:ascii="Avenir Next" w:hAnsi="Avenir Next" w:cs="Avenir Next" w:eastAsia="Avenir Next"/>
+                <w:color w:val="1A1A1A"/>
                 <w:sz w:val="18"/>
                 <w:szCs w:val="18"/>
               </w:rPr>
-              <w:t xml:space="preserve">Answer</w:t>
-            </w:r>
-            <w:r>
-              <w:rPr>
-                <w:rFonts w:ascii="Avenir Next" w:hAnsi="Avenir Next" w:cs="Avenir Next" w:eastAsia="Avenir Next"/>
-                <w:color w:val="1A1A1A"/>
-                <w:sz w:val="18"/>
-                <w:szCs w:val="18"/>
-              </w:rPr>
               <w:tab/>
             </w:r>
             <w:r>
               <w:rPr>
                 <w:rFonts w:ascii="Avenir Next" w:hAnsi="Avenir Next" w:cs="Avenir Next" w:eastAsia="Avenir Next"/>
                 <w:color w:val="1A1A1A"/>
-                <w:sz w:val="18"/>
+                <w:sz w:val="22"/>
                 <w:szCs w:val="18"/>
               </w:rPr>
               <w:t xml:space="preserve">  m²</w:t>
@@ -2230,12 +2234,12 @@
     </w:tbl>
     <w:p>
       <w:pPr>
-        <w:spacing w:before="0" w:after="0" w:line="20" w:lineRule="exact"/>
+        <w:spacing w:before="0" w:after="0" w:line="50" w:lineRule="exact"/>
       </w:pPr>
     </w:p>
     <w:p>
       <w:pPr>
-        <w:spacing w:before="0" w:after="0" w:line="20" w:lineRule="exact"/>
+        <w:spacing w:before="0" w:after="0" w:line="50" w:lineRule="exact"/>
       </w:pPr>
     </w:p>
     <w:tbl>
@@ -2286,18 +2290,18 @@
                 <w:rFonts w:ascii="Avenir Next" w:hAnsi="Avenir Next" w:cs="Avenir Next" w:eastAsia="Avenir Next"/>
                 <w:b/>
                 <w:color w:val="1A1A1A"/>
+                <w:sz w:val="22"/>
+                <w:szCs w:val="20"/>
+              </w:rPr>
+              <w:t xml:space="preserve">6.</w:t>
+            </w:r>
+            <w:r>
+              <w:rPr>
+                <w:rFonts w:ascii="Avenir Next" w:hAnsi="Avenir Next" w:cs="Avenir Next" w:eastAsia="Avenir Next"/>
+                <w:color w:val="1A1A1A"/>
                 <w:sz w:val="20"/>
                 <w:szCs w:val="20"/>
               </w:rPr>
-              <w:t xml:space="preserve">6.</w:t>
-            </w:r>
-            <w:r>
-              <w:rPr>
-                <w:rFonts w:ascii="Avenir Next" w:hAnsi="Avenir Next" w:cs="Avenir Next" w:eastAsia="Avenir Next"/>
-                <w:color w:val="1A1A1A"/>
-                <w:sz w:val="20"/>
-                <w:szCs w:val="20"/>
-              </w:rPr>
               <w:tab/>
             </w:r>
             <w:r>
@@ -2305,7 +2309,7 @@
                 <w:rFonts w:ascii="Avenir Next" w:hAnsi="Avenir Next" w:cs="Avenir Next" w:eastAsia="Avenir Next"/>
                 <w:b/>
                 <w:color w:val="1A1A1A"/>
-                <w:sz w:val="20"/>
+                <w:sz w:val="22"/>
                 <w:szCs w:val="20"/>
               </w:rPr>
               <w:t xml:space="preserve">Display Pyramid.  </w:t>
@@ -2314,7 +2318,7 @@
               <w:rPr>
                 <w:rFonts w:ascii="Avenir Next" w:hAnsi="Avenir Next" w:cs="Avenir Next" w:eastAsia="Avenir Next"/>
                 <w:color w:val="1A1A1A"/>
-                <w:sz w:val="20"/>
+                <w:sz w:val="22"/>
                 <w:szCs w:val="20"/>
               </w:rPr>
               <w:t xml:space="preserve">A display is a square pyramid: base 26 in, slant height 25 in. Every face is wrapped, base included. How much paper?</w:t>
@@ -2331,7 +2335,7 @@
                 <w:rFonts w:ascii="Avenir Next" w:hAnsi="Avenir Next" w:cs="Avenir Next" w:eastAsia="Avenir Next"/>
                 <w:b/>
                 <w:color w:val="003A70"/>
-                <w:sz w:val="17"/>
+                <w:sz w:val="22"/>
                 <w:szCs w:val="17"/>
               </w:rPr>
               <w:t xml:space="preserve">Hint  </w:t>
@@ -2341,7 +2345,7 @@
                 <w:rFonts w:ascii="Avenir Next" w:hAnsi="Avenir Next" w:cs="Avenir Next" w:eastAsia="Avenir Next"/>
                 <w:i/>
                 <w:color w:val="5A5F66"/>
-                <w:sz w:val="17"/>
+                <w:sz w:val="22"/>
                 <w:szCs w:val="17"/>
               </w:rPr>
               <w:t xml:space="preserve">Include the base.</w:t>
@@ -2349,7 +2353,7 @@
           </w:p>
           <w:p>
             <w:pPr>
-              <w:spacing w:before="0" w:after="0" w:line="60" w:lineRule="auto"/>
+              <w:spacing w:before="0" w:after="0" w:line="50" w:lineRule="exact"/>
             </w:pPr>
           </w:p>
           <w:tbl>
@@ -2418,25 +2422,25 @@
                 <w:rFonts w:ascii="Avenir Next" w:hAnsi="Avenir Next" w:cs="Avenir Next" w:eastAsia="Avenir Next"/>
                 <w:b/>
                 <w:color w:val="1A1A1A"/>
+                <w:sz w:val="22"/>
+                <w:szCs w:val="18"/>
+              </w:rPr>
+              <w:t xml:space="preserve">Answer</w:t>
+            </w:r>
+            <w:r>
+              <w:rPr>
+                <w:rFonts w:ascii="Avenir Next" w:hAnsi="Avenir Next" w:cs="Avenir Next" w:eastAsia="Avenir Next"/>
+                <w:color w:val="1A1A1A"/>
                 <w:sz w:val="18"/>
                 <w:szCs w:val="18"/>
               </w:rPr>
-              <w:t xml:space="preserve">Answer</w:t>
-            </w:r>
-            <w:r>
-              <w:rPr>
-                <w:rFonts w:ascii="Avenir Next" w:hAnsi="Avenir Next" w:cs="Avenir Next" w:eastAsia="Avenir Next"/>
-                <w:color w:val="1A1A1A"/>
-                <w:sz w:val="18"/>
-                <w:szCs w:val="18"/>
-              </w:rPr>
               <w:tab/>
             </w:r>
             <w:r>
               <w:rPr>
                 <w:rFonts w:ascii="Avenir Next" w:hAnsi="Avenir Next" w:cs="Avenir Next" w:eastAsia="Avenir Next"/>
                 <w:color w:val="1A1A1A"/>
-                <w:sz w:val="18"/>
+                <w:sz w:val="22"/>
                 <w:szCs w:val="18"/>
               </w:rPr>
               <w:t xml:space="preserve">  in²</w:t>
@@ -2462,18 +2466,18 @@
                 <w:rFonts w:ascii="Avenir Next" w:hAnsi="Avenir Next" w:cs="Avenir Next" w:eastAsia="Avenir Next"/>
                 <w:b/>
                 <w:color w:val="1A1A1A"/>
+                <w:sz w:val="22"/>
+                <w:szCs w:val="20"/>
+              </w:rPr>
+              <w:t xml:space="preserve">7.</w:t>
+            </w:r>
+            <w:r>
+              <w:rPr>
+                <w:rFonts w:ascii="Avenir Next" w:hAnsi="Avenir Next" w:cs="Avenir Next" w:eastAsia="Avenir Next"/>
+                <w:color w:val="1A1A1A"/>
                 <w:sz w:val="20"/>
                 <w:szCs w:val="20"/>
               </w:rPr>
-              <w:t xml:space="preserve">7.</w:t>
-            </w:r>
-            <w:r>
-              <w:rPr>
-                <w:rFonts w:ascii="Avenir Next" w:hAnsi="Avenir Next" w:cs="Avenir Next" w:eastAsia="Avenir Next"/>
-                <w:color w:val="1A1A1A"/>
-                <w:sz w:val="20"/>
-                <w:szCs w:val="20"/>
-              </w:rPr>
               <w:tab/>
             </w:r>
             <w:r>
@@ -2481,7 +2485,7 @@
                 <w:rFonts w:ascii="Avenir Next" w:hAnsi="Avenir Next" w:cs="Avenir Next" w:eastAsia="Avenir Next"/>
                 <w:b/>
                 <w:color w:val="1A1A1A"/>
-                <w:sz w:val="20"/>
+                <w:sz w:val="22"/>
                 <w:szCs w:val="20"/>
               </w:rPr>
               <w:t xml:space="preserve">Kai’s Canvas.  </w:t>
@@ -2490,7 +2494,7 @@
               <w:rPr>
                 <w:rFonts w:ascii="Avenir Next" w:hAnsi="Avenir Next" w:cs="Avenir Next" w:eastAsia="Avenir Next"/>
                 <w:color w:val="1A1A1A"/>
-                <w:sz w:val="20"/>
+                <w:sz w:val="22"/>
                 <w:szCs w:val="20"/>
               </w:rPr>
               <w:t xml:space="preserve">A square pyramid has base 30 cm and slant height 21 cm. Kai says the four slanted faces cover 2,520 cm². Is Kai right?</w:t>
@@ -2507,7 +2511,7 @@
                 <w:rFonts w:ascii="Avenir Next" w:hAnsi="Avenir Next" w:cs="Avenir Next" w:eastAsia="Avenir Next"/>
                 <w:b/>
                 <w:color w:val="003A70"/>
-                <w:sz w:val="17"/>
+                <w:sz w:val="22"/>
                 <w:szCs w:val="17"/>
               </w:rPr>
               <w:t xml:space="preserve">Hint  </w:t>
@@ -2517,7 +2521,7 @@
                 <w:rFonts w:ascii="Avenir Next" w:hAnsi="Avenir Next" w:cs="Avenir Next" w:eastAsia="Avenir Next"/>
                 <w:i/>
                 <w:color w:val="5A5F66"/>
-                <w:sz w:val="17"/>
+                <w:sz w:val="22"/>
                 <w:szCs w:val="17"/>
               </w:rPr>
               <w:t xml:space="preserve">Find one slanted face first.</w:t>
@@ -2525,7 +2529,7 @@
           </w:p>
           <w:p>
             <w:pPr>
-              <w:spacing w:before="0" w:after="0" w:line="60" w:lineRule="auto"/>
+              <w:spacing w:before="0" w:after="0" w:line="50" w:lineRule="exact"/>
             </w:pPr>
           </w:p>
           <w:tbl>
@@ -2594,25 +2598,25 @@
                 <w:rFonts w:ascii="Avenir Next" w:hAnsi="Avenir Next" w:cs="Avenir Next" w:eastAsia="Avenir Next"/>
                 <w:b/>
                 <w:color w:val="1A1A1A"/>
+                <w:sz w:val="22"/>
+                <w:szCs w:val="18"/>
+              </w:rPr>
+              <w:t xml:space="preserve">Answer</w:t>
+            </w:r>
+            <w:r>
+              <w:rPr>
+                <w:rFonts w:ascii="Avenir Next" w:hAnsi="Avenir Next" w:cs="Avenir Next" w:eastAsia="Avenir Next"/>
+                <w:color w:val="1A1A1A"/>
                 <w:sz w:val="18"/>
                 <w:szCs w:val="18"/>
               </w:rPr>
-              <w:t xml:space="preserve">Answer</w:t>
-            </w:r>
-            <w:r>
-              <w:rPr>
-                <w:rFonts w:ascii="Avenir Next" w:hAnsi="Avenir Next" w:cs="Avenir Next" w:eastAsia="Avenir Next"/>
-                <w:color w:val="1A1A1A"/>
-                <w:sz w:val="18"/>
-                <w:szCs w:val="18"/>
-              </w:rPr>
               <w:tab/>
             </w:r>
             <w:r>
               <w:rPr>
                 <w:rFonts w:ascii="Avenir Next" w:hAnsi="Avenir Next" w:cs="Avenir Next" w:eastAsia="Avenir Next"/>
                 <w:color w:val="1A1A1A"/>
-                <w:sz w:val="18"/>
+                <w:sz w:val="22"/>
                 <w:szCs w:val="18"/>
               </w:rPr>
               <w:t xml:space="preserve">  cm²</w:t>
@@ -2623,12 +2627,12 @@
     </w:tbl>
     <w:p>
       <w:pPr>
-        <w:spacing w:before="0" w:after="0" w:line="20" w:lineRule="exact"/>
+        <w:spacing w:before="0" w:after="0" w:line="50" w:lineRule="exact"/>
       </w:pPr>
     </w:p>
     <w:p>
       <w:pPr>
-        <w:spacing w:before="0" w:after="0" w:line="20" w:lineRule="exact"/>
+        <w:spacing w:before="0" w:after="0" w:line="50" w:lineRule="exact"/>
       </w:pPr>
     </w:p>
     <w:tbl>
@@ -2678,18 +2682,18 @@
                 <w:rFonts w:ascii="Avenir Next" w:hAnsi="Avenir Next" w:cs="Avenir Next" w:eastAsia="Avenir Next"/>
                 <w:b/>
                 <w:color w:val="1A1A1A"/>
+                <w:sz w:val="22"/>
+                <w:szCs w:val="20"/>
+              </w:rPr>
+              <w:t xml:space="preserve">8.</w:t>
+            </w:r>
+            <w:r>
+              <w:rPr>
+                <w:rFonts w:ascii="Avenir Next" w:hAnsi="Avenir Next" w:cs="Avenir Next" w:eastAsia="Avenir Next"/>
+                <w:color w:val="1A1A1A"/>
                 <w:sz w:val="20"/>
                 <w:szCs w:val="20"/>
               </w:rPr>
-              <w:t xml:space="preserve">8.</w:t>
-            </w:r>
-            <w:r>
-              <w:rPr>
-                <w:rFonts w:ascii="Avenir Next" w:hAnsi="Avenir Next" w:cs="Avenir Next" w:eastAsia="Avenir Next"/>
-                <w:color w:val="1A1A1A"/>
-                <w:sz w:val="20"/>
-                <w:szCs w:val="20"/>
-              </w:rPr>
               <w:tab/>
             </w:r>
             <w:r>
@@ -2697,7 +2701,7 @@
                 <w:rFonts w:ascii="Avenir Next" w:hAnsi="Avenir Next" w:cs="Avenir Next" w:eastAsia="Avenir Next"/>
                 <w:b/>
                 <w:color w:val="1A1A1A"/>
-                <w:sz w:val="20"/>
+                <w:sz w:val="22"/>
                 <w:szCs w:val="20"/>
               </w:rPr>
               <w:t xml:space="preserve">Tent Cover.  </w:t>
@@ -2706,7 +2710,7 @@
               <w:rPr>
                 <w:rFonts w:ascii="Avenir Next" w:hAnsi="Avenir Next" w:cs="Avenir Next" w:eastAsia="Avenir Next"/>
                 <w:color w:val="1A1A1A"/>
-                <w:sz w:val="20"/>
+                <w:sz w:val="22"/>
                 <w:szCs w:val="20"/>
               </w:rPr>
               <w:t xml:space="preserve">A shelter is a square pyramid: base 16 ft, slant height 10 ft, open floor. Canvas costs $3 per ft².</w:t>
@@ -2723,7 +2727,7 @@
                 <w:rFonts w:ascii="Avenir Next" w:hAnsi="Avenir Next" w:cs="Avenir Next" w:eastAsia="Avenir Next"/>
                 <w:b/>
                 <w:color w:val="003A70"/>
-                <w:sz w:val="17"/>
+                <w:sz w:val="22"/>
                 <w:szCs w:val="17"/>
               </w:rPr>
               <w:t xml:space="preserve">Hint  </w:t>
@@ -2733,7 +2737,7 @@
                 <w:rFonts w:ascii="Avenir Next" w:hAnsi="Avenir Next" w:cs="Avenir Next" w:eastAsia="Avenir Next"/>
                 <w:i/>
                 <w:color w:val="5A5F66"/>
-                <w:sz w:val="17"/>
+                <w:sz w:val="22"/>
                 <w:szCs w:val="17"/>
               </w:rPr>
               <w:t xml:space="preserve">Find the lateral area first, then multiply by the price.</w:t>
@@ -2753,10 +2757,28 @@
                 <w:rFonts w:ascii="Avenir Next" w:hAnsi="Avenir Next" w:cs="Avenir Next" w:eastAsia="Avenir Next"/>
                 <w:b/>
                 <w:color w:val="003A70"/>
+                <w:sz w:val="22"/>
+                <w:szCs w:val="20"/>
+              </w:rPr>
+              <w:t xml:space="preserve">a.</w:t>
+            </w:r>
+            <w:r>
+              <w:rPr>
+                <w:rFonts w:ascii="Avenir Next" w:hAnsi="Avenir Next" w:cs="Avenir Next" w:eastAsia="Avenir Next"/>
+                <w:color w:val="1A1A1A"/>
                 <w:sz w:val="20"/>
                 <w:szCs w:val="20"/>
               </w:rPr>
-              <w:t xml:space="preserve">a.</w:t>
+              <w:tab/>
+            </w:r>
+            <w:r>
+              <w:rPr>
+                <w:rFonts w:ascii="Avenir Next" w:hAnsi="Avenir Next" w:cs="Avenir Next" w:eastAsia="Avenir Next"/>
+                <w:color w:val="1A1A1A"/>
+                <w:sz w:val="22"/>
+                <w:szCs w:val="20"/>
+              </w:rPr>
+              <w:t xml:space="preserve">Lateral area</w:t>
             </w:r>
             <w:r>
               <w:rPr>
@@ -2765,7 +2787,7 @@
                 <w:sz w:val="20"/>
                 <w:szCs w:val="20"/>
               </w:rPr>
-              <w:tab/>
+              <w:t xml:space="preserve">  </w:t>
             </w:r>
             <w:r>
               <w:rPr>
@@ -2773,24 +2795,6 @@
                 <w:color w:val="1A1A1A"/>
                 <w:sz w:val="20"/>
                 <w:szCs w:val="20"/>
-              </w:rPr>
-              <w:t xml:space="preserve">Lateral area</w:t>
-            </w:r>
-            <w:r>
-              <w:rPr>
-                <w:rFonts w:ascii="Avenir Next" w:hAnsi="Avenir Next" w:cs="Avenir Next" w:eastAsia="Avenir Next"/>
-                <w:color w:val="1A1A1A"/>
-                <w:sz w:val="20"/>
-                <w:szCs w:val="20"/>
-              </w:rPr>
-              <w:t xml:space="preserve">  </w:t>
-            </w:r>
-            <w:r>
-              <w:rPr>
-                <w:rFonts w:ascii="Avenir Next" w:hAnsi="Avenir Next" w:cs="Avenir Next" w:eastAsia="Avenir Next"/>
-                <w:color w:val="1A1A1A"/>
-                <w:sz w:val="20"/>
-                <w:szCs w:val="20"/>
                 <w:u w:val="single"/>
               </w:rPr>
               <w:t xml:space="preserve">                </w:t>
@@ -2799,7 +2803,7 @@
               <w:rPr>
                 <w:rFonts w:ascii="Avenir Next" w:hAnsi="Avenir Next" w:cs="Avenir Next" w:eastAsia="Avenir Next"/>
                 <w:color w:val="1A1A1A"/>
-                <w:sz w:val="20"/>
+                <w:sz w:val="22"/>
                 <w:szCs w:val="20"/>
               </w:rPr>
               <w:t xml:space="preserve"> ft²</w:t>
@@ -2819,25 +2823,25 @@
                 <w:rFonts w:ascii="Avenir Next" w:hAnsi="Avenir Next" w:cs="Avenir Next" w:eastAsia="Avenir Next"/>
                 <w:b/>
                 <w:color w:val="003A70"/>
+                <w:sz w:val="22"/>
+                <w:szCs w:val="20"/>
+              </w:rPr>
+              <w:t xml:space="preserve">b.</w:t>
+            </w:r>
+            <w:r>
+              <w:rPr>
+                <w:rFonts w:ascii="Avenir Next" w:hAnsi="Avenir Next" w:cs="Avenir Next" w:eastAsia="Avenir Next"/>
+                <w:color w:val="1A1A1A"/>
                 <w:sz w:val="20"/>
                 <w:szCs w:val="20"/>
               </w:rPr>
-              <w:t xml:space="preserve">b.</w:t>
-            </w:r>
-            <w:r>
-              <w:rPr>
-                <w:rFonts w:ascii="Avenir Next" w:hAnsi="Avenir Next" w:cs="Avenir Next" w:eastAsia="Avenir Next"/>
-                <w:color w:val="1A1A1A"/>
-                <w:sz w:val="20"/>
-                <w:szCs w:val="20"/>
-              </w:rPr>
               <w:tab/>
             </w:r>
             <w:r>
               <w:rPr>
                 <w:rFonts w:ascii="Avenir Next" w:hAnsi="Avenir Next" w:cs="Avenir Next" w:eastAsia="Avenir Next"/>
                 <w:color w:val="1A1A1A"/>
-                <w:sz w:val="20"/>
+                <w:sz w:val="22"/>
                 <w:szCs w:val="20"/>
               </w:rPr>
               <w:t xml:space="preserve">Cost of the canvas</w:t>
@@ -2876,10 +2880,28 @@
                 <w:rFonts w:ascii="Avenir Next" w:hAnsi="Avenir Next" w:cs="Avenir Next" w:eastAsia="Avenir Next"/>
                 <w:b/>
                 <w:color w:val="003A70"/>
+                <w:sz w:val="22"/>
+                <w:szCs w:val="20"/>
+              </w:rPr>
+              <w:t xml:space="preserve">c.</w:t>
+            </w:r>
+            <w:r>
+              <w:rPr>
+                <w:rFonts w:ascii="Avenir Next" w:hAnsi="Avenir Next" w:cs="Avenir Next" w:eastAsia="Avenir Next"/>
+                <w:color w:val="1A1A1A"/>
                 <w:sz w:val="20"/>
                 <w:szCs w:val="20"/>
               </w:rPr>
-              <w:t xml:space="preserve">c.</w:t>
+              <w:tab/>
+            </w:r>
+            <w:r>
+              <w:rPr>
+                <w:rFonts w:ascii="Avenir Next" w:hAnsi="Avenir Next" w:cs="Avenir Next" w:eastAsia="Avenir Next"/>
+                <w:color w:val="1A1A1A"/>
+                <w:sz w:val="22"/>
+                <w:szCs w:val="20"/>
+              </w:rPr>
+              <w:t xml:space="preserve">Total SA; why use lateral area here?</w:t>
             </w:r>
             <w:r>
               <w:rPr>
@@ -2888,7 +2910,7 @@
                 <w:sz w:val="20"/>
                 <w:szCs w:val="20"/>
               </w:rPr>
-              <w:tab/>
+              <w:t xml:space="preserve">  </w:t>
             </w:r>
             <w:r>
               <w:rPr>
@@ -2896,24 +2918,6 @@
                 <w:color w:val="1A1A1A"/>
                 <w:sz w:val="20"/>
                 <w:szCs w:val="20"/>
-              </w:rPr>
-              <w:t xml:space="preserve">Total SA; why use lateral area here?</w:t>
-            </w:r>
-            <w:r>
-              <w:rPr>
-                <w:rFonts w:ascii="Avenir Next" w:hAnsi="Avenir Next" w:cs="Avenir Next" w:eastAsia="Avenir Next"/>
-                <w:color w:val="1A1A1A"/>
-                <w:sz w:val="20"/>
-                <w:szCs w:val="20"/>
-              </w:rPr>
-              <w:t xml:space="preserve">  </w:t>
-            </w:r>
-            <w:r>
-              <w:rPr>
-                <w:rFonts w:ascii="Avenir Next" w:hAnsi="Avenir Next" w:cs="Avenir Next" w:eastAsia="Avenir Next"/>
-                <w:color w:val="1A1A1A"/>
-                <w:sz w:val="20"/>
-                <w:szCs w:val="20"/>
                 <w:u w:val="single"/>
               </w:rPr>
               <w:t xml:space="preserve">                      </w:t>
@@ -2921,7 +2925,7 @@
           </w:p>
           <w:p>
             <w:pPr>
-              <w:spacing w:before="0" w:after="0" w:line="60" w:lineRule="auto"/>
+              <w:spacing w:before="0" w:after="0" w:line="50" w:lineRule="exact"/>
             </w:pPr>
           </w:p>
           <w:tbl>
@@ -2979,7 +2983,7 @@
           </w:tbl>
           <w:p>
             <w:pPr>
-              <w:spacing w:before="0" w:after="0" w:line="24" w:lineRule="auto"/>
+              <w:spacing w:before="0" w:after="0" w:line="50" w:lineRule="exact"/>
             </w:pPr>
           </w:p>
         </w:tc>
@@ -2987,11 +2991,12 @@
     </w:tbl>
     <w:p>
       <w:pPr>
-        <w:spacing w:before="0" w:after="0" w:line="20" w:lineRule="exact"/>
+        <w:spacing w:before="0" w:after="0" w:line="50" w:lineRule="exact"/>
       </w:pPr>
     </w:p>
     <w:p>
       <w:pPr>
+        <w:pStyle w:val="Heading2"/>
         <w:keepNext/>
         <w:pBdr>
           <w:bottom w:val="single" w:sz="8" w:space="3" w:color="003A70"/>
@@ -3007,7 +3012,7 @@
           <w:b/>
           <w:color w:val="003A70"/>
           <w:spacing w:val="14"/>
-          <w:sz w:val="19"/>
+          <w:sz w:val="22"/>
           <w:szCs w:val="19"/>
         </w:rPr>
         <w:t xml:space="preserve">FIND THE ERROR</w:t>
@@ -3026,7 +3031,7 @@
           <w:rFonts w:ascii="Avenir Next" w:hAnsi="Avenir Next" w:cs="Avenir Next" w:eastAsia="Avenir Next"/>
           <w:i/>
           <w:color w:val="5A5F66"/>
-          <w:sz w:val="17"/>
+          <w:sz w:val="22"/>
           <w:szCs w:val="17"/>
         </w:rPr>
         <w:t xml:space="preserve">explain the mistake, then fix it</w:t>
@@ -3034,7 +3039,7 @@
     </w:p>
     <w:p>
       <w:pPr>
-        <w:spacing w:before="0" w:after="0" w:line="20" w:lineRule="exact"/>
+        <w:spacing w:before="0" w:after="0" w:line="50" w:lineRule="exact"/>
       </w:pPr>
     </w:p>
     <w:tbl>
@@ -3084,18 +3089,18 @@
                 <w:rFonts w:ascii="Avenir Next" w:hAnsi="Avenir Next" w:cs="Avenir Next" w:eastAsia="Avenir Next"/>
                 <w:b/>
                 <w:color w:val="1A1A1A"/>
+                <w:sz w:val="22"/>
+                <w:szCs w:val="20"/>
+              </w:rPr>
+              <w:t xml:space="preserve">9.</w:t>
+            </w:r>
+            <w:r>
+              <w:rPr>
+                <w:rFonts w:ascii="Avenir Next" w:hAnsi="Avenir Next" w:cs="Avenir Next" w:eastAsia="Avenir Next"/>
+                <w:color w:val="1A1A1A"/>
                 <w:sz w:val="20"/>
                 <w:szCs w:val="20"/>
               </w:rPr>
-              <w:t xml:space="preserve">9.</w:t>
-            </w:r>
-            <w:r>
-              <w:rPr>
-                <w:rFonts w:ascii="Avenir Next" w:hAnsi="Avenir Next" w:cs="Avenir Next" w:eastAsia="Avenir Next"/>
-                <w:color w:val="1A1A1A"/>
-                <w:sz w:val="20"/>
-                <w:szCs w:val="20"/>
-              </w:rPr>
               <w:tab/>
             </w:r>
             <w:r>
@@ -3103,7 +3108,7 @@
                 <w:rFonts w:ascii="Avenir Next" w:hAnsi="Avenir Next" w:cs="Avenir Next" w:eastAsia="Avenir Next"/>
                 <w:b/>
                 <w:color w:val="1A1A1A"/>
-                <w:sz w:val="20"/>
+                <w:sz w:val="22"/>
                 <w:szCs w:val="20"/>
               </w:rPr>
               <w:t xml:space="preserve">Rosa’s Work.  </w:t>
@@ -3112,7 +3117,7 @@
               <w:rPr>
                 <w:rFonts w:ascii="Avenir Next" w:hAnsi="Avenir Next" w:cs="Avenir Next" w:eastAsia="Avenir Next"/>
                 <w:color w:val="1A1A1A"/>
-                <w:sz w:val="20"/>
+                <w:sz w:val="22"/>
                 <w:szCs w:val="20"/>
               </w:rPr>
               <w:t xml:space="preserve">A square pyramid has base 14 cm and slant height 8 cm. Only the slanted faces are painted. Rosa wrote: “Area = 196 + 224 = 420 cm².” Explain the mistake and fix it.</w:t>
@@ -3158,7 +3163,7 @@
                 </w:tcPr>
                 <w:p>
                   <w:pPr>
-                    <w:spacing w:before="0" w:after="0" w:line="240" w:lineRule="auto"/>
+                    <w:spacing w:before="0" w:after="0" w:line="50" w:lineRule="exact"/>
                   </w:pPr>
                 </w:p>
               </w:tc>
@@ -3178,7 +3183,7 @@
                 </w:tcPr>
                 <w:p>
                   <w:pPr>
-                    <w:spacing w:before="0" w:after="0" w:line="240" w:lineRule="auto"/>
+                    <w:spacing w:before="0" w:after="0" w:line="50" w:lineRule="exact"/>
                   </w:pPr>
                 </w:p>
               </w:tc>
@@ -3198,7 +3203,7 @@
                 </w:tcPr>
                 <w:p>
                   <w:pPr>
-                    <w:spacing w:before="0" w:after="0" w:line="240" w:lineRule="auto"/>
+                    <w:spacing w:before="0" w:after="0" w:line="50" w:lineRule="exact"/>
                   </w:pPr>
                 </w:p>
               </w:tc>
@@ -3206,7 +3211,7 @@
           </w:tbl>
           <w:p>
             <w:pPr>
-              <w:spacing w:before="0" w:after="0" w:line="24" w:lineRule="auto"/>
+              <w:spacing w:before="0" w:after="0" w:line="50" w:lineRule="exact"/>
             </w:pPr>
           </w:p>
         </w:tc>
@@ -3214,11 +3219,12 @@
     </w:tbl>
     <w:p>
       <w:pPr>
-        <w:spacing w:before="0" w:after="0" w:line="20" w:lineRule="exact"/>
+        <w:spacing w:before="0" w:after="0" w:line="50" w:lineRule="exact"/>
       </w:pPr>
     </w:p>
     <w:p>
       <w:pPr>
+        <w:pStyle w:val="Heading2"/>
         <w:keepNext/>
         <w:pBdr>
           <w:bottom w:val="single" w:sz="8" w:space="3" w:color="003A70"/>
@@ -3234,7 +3240,7 @@
           <w:b/>
           <w:color w:val="003A70"/>
           <w:spacing w:val="14"/>
-          <w:sz w:val="19"/>
+          <w:sz w:val="22"/>
           <w:szCs w:val="19"/>
         </w:rPr>
         <w:t xml:space="preserve">TEST PRACTICE</w:t>
@@ -3253,7 +3259,7 @@
           <w:rFonts w:ascii="Avenir Next" w:hAnsi="Avenir Next" w:cs="Avenir Next" w:eastAsia="Avenir Next"/>
           <w:i/>
           <w:color w:val="5A5F66"/>
-          <w:sz w:val="17"/>
+          <w:sz w:val="22"/>
           <w:szCs w:val="17"/>
         </w:rPr>
         <w:t xml:space="preserve">choose the best answer</w:t>
@@ -3261,7 +3267,7 @@
     </w:p>
     <w:p>
       <w:pPr>
-        <w:spacing w:before="0" w:after="0" w:line="20" w:lineRule="exact"/>
+        <w:spacing w:before="0" w:after="0" w:line="50" w:lineRule="exact"/>
       </w:pPr>
     </w:p>
     <w:tbl>
@@ -3311,25 +3317,25 @@
                 <w:rFonts w:ascii="Avenir Next" w:hAnsi="Avenir Next" w:cs="Avenir Next" w:eastAsia="Avenir Next"/>
                 <w:b/>
                 <w:color w:val="1A1A1A"/>
+                <w:sz w:val="22"/>
+                <w:szCs w:val="20"/>
+              </w:rPr>
+              <w:t xml:space="preserve">10.</w:t>
+            </w:r>
+            <w:r>
+              <w:rPr>
+                <w:rFonts w:ascii="Avenir Next" w:hAnsi="Avenir Next" w:cs="Avenir Next" w:eastAsia="Avenir Next"/>
+                <w:color w:val="1A1A1A"/>
                 <w:sz w:val="20"/>
                 <w:szCs w:val="20"/>
               </w:rPr>
-              <w:t xml:space="preserve">10.</w:t>
-            </w:r>
-            <w:r>
-              <w:rPr>
-                <w:rFonts w:ascii="Avenir Next" w:hAnsi="Avenir Next" w:cs="Avenir Next" w:eastAsia="Avenir Next"/>
-                <w:color w:val="1A1A1A"/>
-                <w:sz w:val="20"/>
-                <w:szCs w:val="20"/>
-              </w:rPr>
               <w:tab/>
             </w:r>
             <w:r>
               <w:rPr>
                 <w:rFonts w:ascii="Avenir Next" w:hAnsi="Avenir Next" w:cs="Avenir Next" w:eastAsia="Avenir Next"/>
                 <w:color w:val="1A1A1A"/>
-                <w:sz w:val="20"/>
+                <w:sz w:val="22"/>
                 <w:szCs w:val="20"/>
               </w:rPr>
               <w:t xml:space="preserve">Lateral area leaves out the —</w:t>
@@ -3385,25 +3391,25 @@
                       <w:rFonts w:ascii="Avenir Next" w:hAnsi="Avenir Next" w:cs="Avenir Next" w:eastAsia="Avenir Next"/>
                       <w:b/>
                       <w:color w:val="003A70"/>
+                      <w:sz w:val="22"/>
+                      <w:szCs w:val="19"/>
+                    </w:rPr>
+                    <w:t xml:space="preserve">A</w:t>
+                  </w:r>
+                  <w:r>
+                    <w:rPr>
+                      <w:rFonts w:ascii="Avenir Next" w:hAnsi="Avenir Next" w:cs="Avenir Next" w:eastAsia="Avenir Next"/>
+                      <w:color w:val="1A1A1A"/>
                       <w:sz w:val="19"/>
                       <w:szCs w:val="19"/>
                     </w:rPr>
-                    <w:t xml:space="preserve">A</w:t>
-                  </w:r>
-                  <w:r>
-                    <w:rPr>
-                      <w:rFonts w:ascii="Avenir Next" w:hAnsi="Avenir Next" w:cs="Avenir Next" w:eastAsia="Avenir Next"/>
-                      <w:color w:val="1A1A1A"/>
-                      <w:sz w:val="19"/>
-                      <w:szCs w:val="19"/>
-                    </w:rPr>
                     <w:tab/>
                   </w:r>
                   <w:r>
                     <w:rPr>
                       <w:rFonts w:ascii="Avenir Next" w:hAnsi="Avenir Next" w:cs="Avenir Next" w:eastAsia="Avenir Next"/>
                       <w:color w:val="1A1A1A"/>
-                      <w:sz w:val="19"/>
+                      <w:sz w:val="22"/>
                       <w:szCs w:val="19"/>
                     </w:rPr>
                     <w:t xml:space="preserve">base</w:t>
@@ -3428,25 +3434,25 @@
                       <w:rFonts w:ascii="Avenir Next" w:hAnsi="Avenir Next" w:cs="Avenir Next" w:eastAsia="Avenir Next"/>
                       <w:b/>
                       <w:color w:val="003A70"/>
+                      <w:sz w:val="22"/>
+                      <w:szCs w:val="19"/>
+                    </w:rPr>
+                    <w:t xml:space="preserve">B</w:t>
+                  </w:r>
+                  <w:r>
+                    <w:rPr>
+                      <w:rFonts w:ascii="Avenir Next" w:hAnsi="Avenir Next" w:cs="Avenir Next" w:eastAsia="Avenir Next"/>
+                      <w:color w:val="1A1A1A"/>
                       <w:sz w:val="19"/>
                       <w:szCs w:val="19"/>
                     </w:rPr>
-                    <w:t xml:space="preserve">B</w:t>
-                  </w:r>
-                  <w:r>
-                    <w:rPr>
-                      <w:rFonts w:ascii="Avenir Next" w:hAnsi="Avenir Next" w:cs="Avenir Next" w:eastAsia="Avenir Next"/>
-                      <w:color w:val="1A1A1A"/>
-                      <w:sz w:val="19"/>
-                      <w:szCs w:val="19"/>
-                    </w:rPr>
                     <w:tab/>
                   </w:r>
                   <w:r>
                     <w:rPr>
                       <w:rFonts w:ascii="Avenir Next" w:hAnsi="Avenir Next" w:cs="Avenir Next" w:eastAsia="Avenir Next"/>
                       <w:color w:val="1A1A1A"/>
-                      <w:sz w:val="19"/>
+                      <w:sz w:val="22"/>
                       <w:szCs w:val="19"/>
                     </w:rPr>
                     <w:t xml:space="preserve">triangles</w:t>
@@ -3471,25 +3477,25 @@
                       <w:rFonts w:ascii="Avenir Next" w:hAnsi="Avenir Next" w:cs="Avenir Next" w:eastAsia="Avenir Next"/>
                       <w:b/>
                       <w:color w:val="003A70"/>
+                      <w:sz w:val="22"/>
+                      <w:szCs w:val="19"/>
+                    </w:rPr>
+                    <w:t xml:space="preserve">C</w:t>
+                  </w:r>
+                  <w:r>
+                    <w:rPr>
+                      <w:rFonts w:ascii="Avenir Next" w:hAnsi="Avenir Next" w:cs="Avenir Next" w:eastAsia="Avenir Next"/>
+                      <w:color w:val="1A1A1A"/>
                       <w:sz w:val="19"/>
                       <w:szCs w:val="19"/>
                     </w:rPr>
-                    <w:t xml:space="preserve">C</w:t>
-                  </w:r>
-                  <w:r>
-                    <w:rPr>
-                      <w:rFonts w:ascii="Avenir Next" w:hAnsi="Avenir Next" w:cs="Avenir Next" w:eastAsia="Avenir Next"/>
-                      <w:color w:val="1A1A1A"/>
-                      <w:sz w:val="19"/>
-                      <w:szCs w:val="19"/>
-                    </w:rPr>
                     <w:tab/>
                   </w:r>
                   <w:r>
                     <w:rPr>
                       <w:rFonts w:ascii="Avenir Next" w:hAnsi="Avenir Next" w:cs="Avenir Next" w:eastAsia="Avenir Next"/>
                       <w:color w:val="1A1A1A"/>
-                      <w:sz w:val="19"/>
+                      <w:sz w:val="22"/>
                       <w:szCs w:val="19"/>
                     </w:rPr>
                     <w:t xml:space="preserve">slant height</w:t>
@@ -3514,25 +3520,25 @@
                       <w:rFonts w:ascii="Avenir Next" w:hAnsi="Avenir Next" w:cs="Avenir Next" w:eastAsia="Avenir Next"/>
                       <w:b/>
                       <w:color w:val="003A70"/>
+                      <w:sz w:val="22"/>
+                      <w:szCs w:val="19"/>
+                    </w:rPr>
+                    <w:t xml:space="preserve">D</w:t>
+                  </w:r>
+                  <w:r>
+                    <w:rPr>
+                      <w:rFonts w:ascii="Avenir Next" w:hAnsi="Avenir Next" w:cs="Avenir Next" w:eastAsia="Avenir Next"/>
+                      <w:color w:val="1A1A1A"/>
                       <w:sz w:val="19"/>
                       <w:szCs w:val="19"/>
                     </w:rPr>
-                    <w:t xml:space="preserve">D</w:t>
-                  </w:r>
-                  <w:r>
-                    <w:rPr>
-                      <w:rFonts w:ascii="Avenir Next" w:hAnsi="Avenir Next" w:cs="Avenir Next" w:eastAsia="Avenir Next"/>
-                      <w:color w:val="1A1A1A"/>
-                      <w:sz w:val="19"/>
-                      <w:szCs w:val="19"/>
-                    </w:rPr>
                     <w:tab/>
                   </w:r>
                   <w:r>
                     <w:rPr>
                       <w:rFonts w:ascii="Avenir Next" w:hAnsi="Avenir Next" w:cs="Avenir Next" w:eastAsia="Avenir Next"/>
                       <w:color w:val="1A1A1A"/>
-                      <w:sz w:val="19"/>
+                      <w:sz w:val="22"/>
                       <w:szCs w:val="19"/>
                     </w:rPr>
                     <w:t xml:space="preserve">apex</w:t>
@@ -3543,7 +3549,7 @@
           </w:tbl>
           <w:p>
             <w:pPr>
-              <w:spacing w:before="0" w:after="0" w:line="24" w:lineRule="auto"/>
+              <w:spacing w:before="0" w:after="0" w:line="50" w:lineRule="exact"/>
             </w:pPr>
           </w:p>
         </w:tc>
@@ -3551,12 +3557,12 @@
     </w:tbl>
     <w:p>
       <w:pPr>
-        <w:spacing w:before="0" w:after="0" w:line="20" w:lineRule="exact"/>
+        <w:spacing w:before="0" w:after="0" w:line="50" w:lineRule="exact"/>
       </w:pPr>
     </w:p>
     <w:p>
       <w:pPr>
-        <w:spacing w:before="0" w:after="0" w:line="20" w:lineRule="exact"/>
+        <w:spacing w:before="0" w:after="0" w:line="50" w:lineRule="exact"/>
       </w:pPr>
     </w:p>
     <w:tbl>
@@ -3606,25 +3612,25 @@
                 <w:rFonts w:ascii="Avenir Next" w:hAnsi="Avenir Next" w:cs="Avenir Next" w:eastAsia="Avenir Next"/>
                 <w:b/>
                 <w:color w:val="1A1A1A"/>
+                <w:sz w:val="22"/>
+                <w:szCs w:val="20"/>
+              </w:rPr>
+              <w:t xml:space="preserve">11.</w:t>
+            </w:r>
+            <w:r>
+              <w:rPr>
+                <w:rFonts w:ascii="Avenir Next" w:hAnsi="Avenir Next" w:cs="Avenir Next" w:eastAsia="Avenir Next"/>
+                <w:color w:val="1A1A1A"/>
                 <w:sz w:val="20"/>
                 <w:szCs w:val="20"/>
               </w:rPr>
-              <w:t xml:space="preserve">11.</w:t>
-            </w:r>
-            <w:r>
-              <w:rPr>
-                <w:rFonts w:ascii="Avenir Next" w:hAnsi="Avenir Next" w:cs="Avenir Next" w:eastAsia="Avenir Next"/>
-                <w:color w:val="1A1A1A"/>
-                <w:sz w:val="20"/>
-                <w:szCs w:val="20"/>
-              </w:rPr>
               <w:tab/>
             </w:r>
             <w:r>
               <w:rPr>
                 <w:rFonts w:ascii="Avenir Next" w:hAnsi="Avenir Next" w:cs="Avenir Next" w:eastAsia="Avenir Next"/>
                 <w:color w:val="1A1A1A"/>
-                <w:sz w:val="20"/>
+                <w:sz w:val="22"/>
                 <w:szCs w:val="20"/>
               </w:rPr>
               <w:t xml:space="preserve">How many slanted faces does a pyramid with a triangle base have?</w:t>
@@ -3680,25 +3686,25 @@
                       <w:rFonts w:ascii="Avenir Next" w:hAnsi="Avenir Next" w:cs="Avenir Next" w:eastAsia="Avenir Next"/>
                       <w:b/>
                       <w:color w:val="003A70"/>
+                      <w:sz w:val="22"/>
+                      <w:szCs w:val="19"/>
+                    </w:rPr>
+                    <w:t xml:space="preserve">A</w:t>
+                  </w:r>
+                  <w:r>
+                    <w:rPr>
+                      <w:rFonts w:ascii="Avenir Next" w:hAnsi="Avenir Next" w:cs="Avenir Next" w:eastAsia="Avenir Next"/>
+                      <w:color w:val="1A1A1A"/>
                       <w:sz w:val="19"/>
                       <w:szCs w:val="19"/>
                     </w:rPr>
-                    <w:t xml:space="preserve">A</w:t>
-                  </w:r>
-                  <w:r>
-                    <w:rPr>
-                      <w:rFonts w:ascii="Avenir Next" w:hAnsi="Avenir Next" w:cs="Avenir Next" w:eastAsia="Avenir Next"/>
-                      <w:color w:val="1A1A1A"/>
-                      <w:sz w:val="19"/>
-                      <w:szCs w:val="19"/>
-                    </w:rPr>
                     <w:tab/>
                   </w:r>
                   <w:r>
                     <w:rPr>
                       <w:rFonts w:ascii="Avenir Next" w:hAnsi="Avenir Next" w:cs="Avenir Next" w:eastAsia="Avenir Next"/>
                       <w:color w:val="1A1A1A"/>
-                      <w:sz w:val="19"/>
+                      <w:sz w:val="22"/>
                       <w:szCs w:val="19"/>
                     </w:rPr>
                     <w:t xml:space="preserve">3</w:t>
@@ -3723,25 +3729,25 @@
                       <w:rFonts w:ascii="Avenir Next" w:hAnsi="Avenir Next" w:cs="Avenir Next" w:eastAsia="Avenir Next"/>
                       <w:b/>
                       <w:color w:val="003A70"/>
+                      <w:sz w:val="22"/>
+                      <w:szCs w:val="19"/>
+                    </w:rPr>
+                    <w:t xml:space="preserve">B</w:t>
+                  </w:r>
+                  <w:r>
+                    <w:rPr>
+                      <w:rFonts w:ascii="Avenir Next" w:hAnsi="Avenir Next" w:cs="Avenir Next" w:eastAsia="Avenir Next"/>
+                      <w:color w:val="1A1A1A"/>
                       <w:sz w:val="19"/>
                       <w:szCs w:val="19"/>
                     </w:rPr>
-                    <w:t xml:space="preserve">B</w:t>
-                  </w:r>
-                  <w:r>
-                    <w:rPr>
-                      <w:rFonts w:ascii="Avenir Next" w:hAnsi="Avenir Next" w:cs="Avenir Next" w:eastAsia="Avenir Next"/>
-                      <w:color w:val="1A1A1A"/>
-                      <w:sz w:val="19"/>
-                      <w:szCs w:val="19"/>
-                    </w:rPr>
                     <w:tab/>
                   </w:r>
                   <w:r>
                     <w:rPr>
                       <w:rFonts w:ascii="Avenir Next" w:hAnsi="Avenir Next" w:cs="Avenir Next" w:eastAsia="Avenir Next"/>
                       <w:color w:val="1A1A1A"/>
-                      <w:sz w:val="19"/>
+                      <w:sz w:val="22"/>
                       <w:szCs w:val="19"/>
                     </w:rPr>
                     <w:t xml:space="preserve">4</w:t>
@@ -3766,25 +3772,25 @@
                       <w:rFonts w:ascii="Avenir Next" w:hAnsi="Avenir Next" w:cs="Avenir Next" w:eastAsia="Avenir Next"/>
                       <w:b/>
                       <w:color w:val="003A70"/>
+                      <w:sz w:val="22"/>
+                      <w:szCs w:val="19"/>
+                    </w:rPr>
+                    <w:t xml:space="preserve">C</w:t>
+                  </w:r>
+                  <w:r>
+                    <w:rPr>
+                      <w:rFonts w:ascii="Avenir Next" w:hAnsi="Avenir Next" w:cs="Avenir Next" w:eastAsia="Avenir Next"/>
+                      <w:color w:val="1A1A1A"/>
                       <w:sz w:val="19"/>
                       <w:szCs w:val="19"/>
                     </w:rPr>
-                    <w:t xml:space="preserve">C</w:t>
-                  </w:r>
-                  <w:r>
-                    <w:rPr>
-                      <w:rFonts w:ascii="Avenir Next" w:hAnsi="Avenir Next" w:cs="Avenir Next" w:eastAsia="Avenir Next"/>
-                      <w:color w:val="1A1A1A"/>
-                      <w:sz w:val="19"/>
-                      <w:szCs w:val="19"/>
-                    </w:rPr>
                     <w:tab/>
                   </w:r>
                   <w:r>
                     <w:rPr>
                       <w:rFonts w:ascii="Avenir Next" w:hAnsi="Avenir Next" w:cs="Avenir Next" w:eastAsia="Avenir Next"/>
                       <w:color w:val="1A1A1A"/>
-                      <w:sz w:val="19"/>
+                      <w:sz w:val="22"/>
                       <w:szCs w:val="19"/>
                     </w:rPr>
                     <w:t xml:space="preserve">5</w:t>
@@ -3809,25 +3815,25 @@
                       <w:rFonts w:ascii="Avenir Next" w:hAnsi="Avenir Next" w:cs="Avenir Next" w:eastAsia="Avenir Next"/>
                       <w:b/>
                       <w:color w:val="003A70"/>
+                      <w:sz w:val="22"/>
+                      <w:szCs w:val="19"/>
+                    </w:rPr>
+                    <w:t xml:space="preserve">D</w:t>
+                  </w:r>
+                  <w:r>
+                    <w:rPr>
+                      <w:rFonts w:ascii="Avenir Next" w:hAnsi="Avenir Next" w:cs="Avenir Next" w:eastAsia="Avenir Next"/>
+                      <w:color w:val="1A1A1A"/>
                       <w:sz w:val="19"/>
                       <w:szCs w:val="19"/>
                     </w:rPr>
-                    <w:t xml:space="preserve">D</w:t>
-                  </w:r>
-                  <w:r>
-                    <w:rPr>
-                      <w:rFonts w:ascii="Avenir Next" w:hAnsi="Avenir Next" w:cs="Avenir Next" w:eastAsia="Avenir Next"/>
-                      <w:color w:val="1A1A1A"/>
-                      <w:sz w:val="19"/>
-                      <w:szCs w:val="19"/>
-                    </w:rPr>
                     <w:tab/>
                   </w:r>
                   <w:r>
                     <w:rPr>
                       <w:rFonts w:ascii="Avenir Next" w:hAnsi="Avenir Next" w:cs="Avenir Next" w:eastAsia="Avenir Next"/>
                       <w:color w:val="1A1A1A"/>
-                      <w:sz w:val="19"/>
+                      <w:sz w:val="22"/>
                       <w:szCs w:val="19"/>
                     </w:rPr>
                     <w:t xml:space="preserve">6</w:t>
@@ -3838,7 +3844,7 @@
           </w:tbl>
           <w:p>
             <w:pPr>
-              <w:spacing w:before="0" w:after="0" w:line="24" w:lineRule="auto"/>
+              <w:spacing w:before="0" w:after="0" w:line="50" w:lineRule="exact"/>
             </w:pPr>
           </w:p>
         </w:tc>
@@ -3846,11 +3852,12 @@
     </w:tbl>
     <w:p>
       <w:pPr>
-        <w:spacing w:before="0" w:after="0" w:line="20" w:lineRule="exact"/>
+        <w:spacing w:before="0" w:after="0" w:line="50" w:lineRule="exact"/>
       </w:pPr>
     </w:p>
     <w:p>
       <w:pPr>
+        <w:pStyle w:val="Heading2"/>
         <w:keepNext/>
         <w:pBdr>
           <w:bottom w:val="single" w:sz="8" w:space="3" w:color="003A70"/>
@@ -3866,7 +3873,7 @@
           <w:b/>
           <w:color w:val="003A70"/>
           <w:spacing w:val="14"/>
-          <w:sz w:val="19"/>
+          <w:sz w:val="22"/>
           <w:szCs w:val="19"/>
         </w:rPr>
         <w:t xml:space="preserve">SELF-CHECK CODE</w:t>
@@ -3885,7 +3892,7 @@
           <w:rFonts w:ascii="Avenir Next" w:hAnsi="Avenir Next" w:cs="Avenir Next" w:eastAsia="Avenir Next"/>
           <w:i/>
           <w:color w:val="5A5F66"/>
-          <w:sz w:val="17"/>
+          <w:sz w:val="22"/>
           <w:szCs w:val="17"/>
         </w:rPr>
         <w:t xml:space="preserve">find your answer · copy its letter into that problem’s box · spell a math word</w:t>
@@ -3944,7 +3951,7 @@
                 <w:rFonts w:ascii="Avenir Next" w:hAnsi="Avenir Next" w:cs="Avenir Next" w:eastAsia="Avenir Next"/>
                 <w:b/>
                 <w:color w:val="1A1A1A"/>
-                <w:sz w:val="18"/>
+                <w:sz w:val="22"/>
                 <w:szCs w:val="18"/>
               </w:rPr>
               <w:t xml:space="preserve">2,520</w:t>
@@ -3960,7 +3967,7 @@
                 <w:rFonts w:ascii="Avenir Next" w:hAnsi="Avenir Next" w:cs="Avenir Next" w:eastAsia="Avenir Next"/>
                 <w:b/>
                 <w:color w:val="003A70"/>
-                <w:sz w:val="18"/>
+                <w:sz w:val="22"/>
                 <w:szCs w:val="18"/>
               </w:rPr>
               <w:t xml:space="preserve">Q</w:t>
@@ -3983,7 +3990,7 @@
                 <w:rFonts w:ascii="Avenir Next" w:hAnsi="Avenir Next" w:cs="Avenir Next" w:eastAsia="Avenir Next"/>
                 <w:b/>
                 <w:color w:val="1A1A1A"/>
-                <w:sz w:val="18"/>
+                <w:sz w:val="22"/>
                 <w:szCs w:val="18"/>
               </w:rPr>
               <w:t xml:space="preserve">1,976</w:t>
@@ -3999,7 +4006,7 @@
                 <w:rFonts w:ascii="Avenir Next" w:hAnsi="Avenir Next" w:cs="Avenir Next" w:eastAsia="Avenir Next"/>
                 <w:b/>
                 <w:color w:val="003A70"/>
-                <w:sz w:val="18"/>
+                <w:sz w:val="22"/>
                 <w:szCs w:val="18"/>
               </w:rPr>
               <w:t xml:space="preserve">G</w:t>
@@ -4022,7 +4029,7 @@
                 <w:rFonts w:ascii="Avenir Next" w:hAnsi="Avenir Next" w:cs="Avenir Next" w:eastAsia="Avenir Next"/>
                 <w:b/>
                 <w:color w:val="1A1A1A"/>
-                <w:sz w:val="18"/>
+                <w:sz w:val="22"/>
                 <w:szCs w:val="18"/>
               </w:rPr>
               <w:t xml:space="preserve">1,260</w:t>
@@ -4038,7 +4045,7 @@
                 <w:rFonts w:ascii="Avenir Next" w:hAnsi="Avenir Next" w:cs="Avenir Next" w:eastAsia="Avenir Next"/>
                 <w:b/>
                 <w:color w:val="003A70"/>
-                <w:sz w:val="18"/>
+                <w:sz w:val="22"/>
                 <w:szCs w:val="18"/>
               </w:rPr>
               <w:t xml:space="preserve">L</w:t>
@@ -4061,7 +4068,7 @@
                 <w:rFonts w:ascii="Avenir Next" w:hAnsi="Avenir Next" w:cs="Avenir Next" w:eastAsia="Avenir Next"/>
                 <w:b/>
                 <w:color w:val="1A1A1A"/>
-                <w:sz w:val="18"/>
+                <w:sz w:val="22"/>
                 <w:szCs w:val="18"/>
               </w:rPr>
               <w:t xml:space="preserve">180</w:t>
@@ -4077,7 +4084,7 @@
                 <w:rFonts w:ascii="Avenir Next" w:hAnsi="Avenir Next" w:cs="Avenir Next" w:eastAsia="Avenir Next"/>
                 <w:b/>
                 <w:color w:val="003A70"/>
-                <w:sz w:val="18"/>
+                <w:sz w:val="22"/>
                 <w:szCs w:val="18"/>
               </w:rPr>
               <w:t xml:space="preserve">H</w:t>
@@ -4100,7 +4107,7 @@
                 <w:rFonts w:ascii="Avenir Next" w:hAnsi="Avenir Next" w:cs="Avenir Next" w:eastAsia="Avenir Next"/>
                 <w:b/>
                 <w:color w:val="1A1A1A"/>
-                <w:sz w:val="18"/>
+                <w:sz w:val="22"/>
                 <w:szCs w:val="18"/>
               </w:rPr>
               <w:t xml:space="preserve">320</w:t>
@@ -4116,7 +4123,7 @@
                 <w:rFonts w:ascii="Avenir Next" w:hAnsi="Avenir Next" w:cs="Avenir Next" w:eastAsia="Avenir Next"/>
                 <w:b/>
                 <w:color w:val="003A70"/>
-                <w:sz w:val="18"/>
+                <w:sz w:val="22"/>
                 <w:szCs w:val="18"/>
               </w:rPr>
               <w:t xml:space="preserve">E</w:t>
@@ -4139,7 +4146,7 @@
                 <w:rFonts w:ascii="Avenir Next" w:hAnsi="Avenir Next" w:cs="Avenir Next" w:eastAsia="Avenir Next"/>
                 <w:b/>
                 <w:color w:val="1A1A1A"/>
-                <w:sz w:val="18"/>
+                <w:sz w:val="22"/>
                 <w:szCs w:val="18"/>
               </w:rPr>
               <w:t xml:space="preserve">1,232</w:t>
@@ -4155,7 +4162,7 @@
                 <w:rFonts w:ascii="Avenir Next" w:hAnsi="Avenir Next" w:cs="Avenir Next" w:eastAsia="Avenir Next"/>
                 <w:b/>
                 <w:color w:val="003A70"/>
-                <w:sz w:val="18"/>
+                <w:sz w:val="22"/>
                 <w:szCs w:val="18"/>
               </w:rPr>
               <w:t xml:space="preserve">Z</w:t>
@@ -4178,7 +4185,7 @@
                 <w:rFonts w:ascii="Avenir Next" w:hAnsi="Avenir Next" w:cs="Avenir Next" w:eastAsia="Avenir Next"/>
                 <w:b/>
                 <w:color w:val="1A1A1A"/>
-                <w:sz w:val="18"/>
+                <w:sz w:val="22"/>
                 <w:szCs w:val="18"/>
               </w:rPr>
               <w:t xml:space="preserve">224</w:t>
@@ -4194,7 +4201,7 @@
                 <w:rFonts w:ascii="Avenir Next" w:hAnsi="Avenir Next" w:cs="Avenir Next" w:eastAsia="Avenir Next"/>
                 <w:b/>
                 <w:color w:val="003A70"/>
-                <w:sz w:val="18"/>
+                <w:sz w:val="22"/>
                 <w:szCs w:val="18"/>
               </w:rPr>
               <w:t xml:space="preserve">I</w:t>
@@ -4217,7 +4224,7 @@
                 <w:rFonts w:ascii="Avenir Next" w:hAnsi="Avenir Next" w:cs="Avenir Next" w:eastAsia="Avenir Next"/>
                 <w:b/>
                 <w:color w:val="1A1A1A"/>
-                <w:sz w:val="18"/>
+                <w:sz w:val="22"/>
                 <w:szCs w:val="18"/>
               </w:rPr>
               <w:t xml:space="preserve">960</w:t>
@@ -4233,7 +4240,7 @@
                 <w:rFonts w:ascii="Avenir Next" w:hAnsi="Avenir Next" w:cs="Avenir Next" w:eastAsia="Avenir Next"/>
                 <w:b/>
                 <w:color w:val="003A70"/>
-                <w:sz w:val="18"/>
+                <w:sz w:val="22"/>
                 <w:szCs w:val="18"/>
               </w:rPr>
               <w:t xml:space="preserve">S</w:t>
@@ -4256,7 +4263,7 @@
                 <w:rFonts w:ascii="Avenir Next" w:hAnsi="Avenir Next" w:cs="Avenir Next" w:eastAsia="Avenir Next"/>
                 <w:b/>
                 <w:color w:val="1A1A1A"/>
-                <w:sz w:val="18"/>
+                <w:sz w:val="22"/>
                 <w:szCs w:val="18"/>
               </w:rPr>
               <w:t xml:space="preserve">504</w:t>
@@ -4272,7 +4279,7 @@
                 <w:rFonts w:ascii="Avenir Next" w:hAnsi="Avenir Next" w:cs="Avenir Next" w:eastAsia="Avenir Next"/>
                 <w:b/>
                 <w:color w:val="003A70"/>
-                <w:sz w:val="18"/>
+                <w:sz w:val="22"/>
                 <w:szCs w:val="18"/>
               </w:rPr>
               <w:t xml:space="preserve">S</w:t>
@@ -4295,7 +4302,7 @@
                 <w:rFonts w:ascii="Avenir Next" w:hAnsi="Avenir Next" w:cs="Avenir Next" w:eastAsia="Avenir Next"/>
                 <w:b/>
                 <w:color w:val="1A1A1A"/>
-                <w:sz w:val="18"/>
+                <w:sz w:val="22"/>
                 <w:szCs w:val="18"/>
               </w:rPr>
               <w:t xml:space="preserve">748</w:t>
@@ -4311,7 +4318,7 @@
                 <w:rFonts w:ascii="Avenir Next" w:hAnsi="Avenir Next" w:cs="Avenir Next" w:eastAsia="Avenir Next"/>
                 <w:b/>
                 <w:color w:val="003A70"/>
-                <w:sz w:val="18"/>
+                <w:sz w:val="22"/>
                 <w:szCs w:val="18"/>
               </w:rPr>
               <w:t xml:space="preserve">N</w:t>
@@ -4322,7 +4329,7 @@
     </w:tbl>
     <w:p>
       <w:pPr>
-        <w:spacing w:before="0" w:after="0" w:line="60" w:lineRule="auto"/>
+        <w:spacing w:before="0" w:after="0" w:line="50" w:lineRule="exact"/>
       </w:pPr>
     </w:p>
     <w:tbl>
@@ -4533,7 +4540,7 @@
     </w:tbl>
     <w:p>
       <w:pPr>
-        <w:spacing w:before="0" w:after="0" w:line="40" w:lineRule="auto"/>
+        <w:spacing w:before="0" w:after="0" w:line="50" w:lineRule="exact"/>
       </w:pPr>
     </w:p>
     <w:tbl>
@@ -4575,6 +4582,7 @@
           </w:tcPr>
           <w:p>
             <w:pPr>
+              <w:pStyle w:val="Heading2"/>
               <w:spacing w:before="0" w:after="0" w:line="240" w:lineRule="auto"/>
             </w:pPr>
             <w:r>
@@ -4612,7 +4620,7 @@
               <w:rPr>
                 <w:rFonts w:ascii="Avenir Next" w:hAnsi="Avenir Next" w:cs="Avenir Next" w:eastAsia="Avenir Next"/>
                 <w:color w:val="1A1A1A"/>
-                <w:sz w:val="17"/>
+                <w:sz w:val="22"/>
                 <w:szCs w:val="17"/>
               </w:rPr>
               <w:t xml:space="preserve">  I can do this on my own</w:t>
@@ -4641,7 +4649,7 @@
               <w:rPr>
                 <w:rFonts w:ascii="Avenir Next" w:hAnsi="Avenir Next" w:cs="Avenir Next" w:eastAsia="Avenir Next"/>
                 <w:color w:val="1A1A1A"/>
-                <w:sz w:val="17"/>
+                <w:sz w:val="22"/>
                 <w:szCs w:val="17"/>
               </w:rPr>
               <w:t xml:space="preserve">  I need a little help</w:t>
@@ -4670,7 +4678,7 @@
               <w:rPr>
                 <w:rFonts w:ascii="Avenir Next" w:hAnsi="Avenir Next" w:cs="Avenir Next" w:eastAsia="Avenir Next"/>
                 <w:color w:val="1A1A1A"/>
-                <w:sz w:val="17"/>
+                <w:sz w:val="22"/>
                 <w:szCs w:val="17"/>
               </w:rPr>
               <w:t xml:space="preserve">  I have a question about #</w:t>
@@ -4691,7 +4699,7 @@
     </w:tbl>
     <w:p>
       <w:pPr>
-        <w:spacing w:before="0" w:after="0" w:line="20" w:lineRule="exact"/>
+        <w:spacing w:before="0" w:after="0" w:line="50" w:lineRule="exact"/>
       </w:pPr>
     </w:p>
     <w:sectPr>
@@ -4777,7 +4785,106 @@
               <w:sz w:val="15"/>
               <w:szCs w:val="15"/>
             </w:rPr>
-            <w:t xml:space="preserve">Lesson 5-8  ·  Session 2  ·  Practice Form A</w:t>
+            <w:t xml:space="preserve">5-8 · Page </w:t>
+          </w:r>
+          <w:r>
+            <w:rPr>
+              <w:rFonts w:ascii="Avenir Next" w:hAnsi="Avenir Next" w:cs="Avenir Next" w:eastAsia="Avenir Next"/>
+              <w:color w:val="5A5F66"/>
+              <w:sz w:val="15"/>
+              <w:szCs w:val="15"/>
+            </w:rPr>
+            <w:fldChar w:fldCharType="begin"/>
+          </w:r>
+          <w:r>
+            <w:rPr>
+              <w:rFonts w:ascii="Avenir Next" w:hAnsi="Avenir Next" w:cs="Avenir Next" w:eastAsia="Avenir Next"/>
+              <w:color w:val="5A5F66"/>
+              <w:sz w:val="15"/>
+              <w:szCs w:val="15"/>
+            </w:rPr>
+            <w:instrText xml:space="preserve"> PAGE </w:instrText>
+          </w:r>
+          <w:r>
+            <w:rPr>
+              <w:rFonts w:ascii="Avenir Next" w:hAnsi="Avenir Next" w:cs="Avenir Next" w:eastAsia="Avenir Next"/>
+              <w:color w:val="5A5F66"/>
+              <w:sz w:val="15"/>
+              <w:szCs w:val="15"/>
+            </w:rPr>
+            <w:fldChar w:fldCharType="separate"/>
+          </w:r>
+          <w:r>
+            <w:rPr>
+              <w:rFonts w:ascii="Avenir Next" w:hAnsi="Avenir Next" w:cs="Avenir Next" w:eastAsia="Avenir Next"/>
+              <w:color w:val="5A5F66"/>
+              <w:sz w:val="15"/>
+              <w:szCs w:val="15"/>
+            </w:rPr>
+            <w:t xml:space="preserve">1</w:t>
+          </w:r>
+          <w:r>
+            <w:rPr>
+              <w:rFonts w:ascii="Avenir Next" w:hAnsi="Avenir Next" w:cs="Avenir Next" w:eastAsia="Avenir Next"/>
+              <w:color w:val="5A5F66"/>
+              <w:sz w:val="15"/>
+              <w:szCs w:val="15"/>
+            </w:rPr>
+            <w:fldChar w:fldCharType="end"/>
+          </w:r>
+          <w:r>
+            <w:rPr>
+              <w:rFonts w:ascii="Avenir Next" w:hAnsi="Avenir Next" w:cs="Avenir Next" w:eastAsia="Avenir Next"/>
+              <w:color w:val="5A5F66"/>
+              <w:sz w:val="15"/>
+              <w:szCs w:val="15"/>
+            </w:rPr>
+            <w:t xml:space="preserve"> of </w:t>
+          </w:r>
+          <w:r>
+            <w:rPr>
+              <w:rFonts w:ascii="Avenir Next" w:hAnsi="Avenir Next" w:cs="Avenir Next" w:eastAsia="Avenir Next"/>
+              <w:color w:val="5A5F66"/>
+              <w:sz w:val="15"/>
+              <w:szCs w:val="15"/>
+            </w:rPr>
+            <w:fldChar w:fldCharType="begin"/>
+          </w:r>
+          <w:r>
+            <w:rPr>
+              <w:rFonts w:ascii="Avenir Next" w:hAnsi="Avenir Next" w:cs="Avenir Next" w:eastAsia="Avenir Next"/>
+              <w:color w:val="5A5F66"/>
+              <w:sz w:val="15"/>
+              <w:szCs w:val="15"/>
+            </w:rPr>
+            <w:instrText xml:space="preserve"> NUMPAGES </w:instrText>
+          </w:r>
+          <w:r>
+            <w:rPr>
+              <w:rFonts w:ascii="Avenir Next" w:hAnsi="Avenir Next" w:cs="Avenir Next" w:eastAsia="Avenir Next"/>
+              <w:color w:val="5A5F66"/>
+              <w:sz w:val="15"/>
+              <w:szCs w:val="15"/>
+            </w:rPr>
+            <w:fldChar w:fldCharType="separate"/>
+          </w:r>
+          <w:r>
+            <w:rPr>
+              <w:rFonts w:ascii="Avenir Next" w:hAnsi="Avenir Next" w:cs="Avenir Next" w:eastAsia="Avenir Next"/>
+              <w:color w:val="5A5F66"/>
+              <w:sz w:val="15"/>
+              <w:szCs w:val="15"/>
+            </w:rPr>
+            <w:t xml:space="preserve">1</w:t>
+          </w:r>
+          <w:r>
+            <w:rPr>
+              <w:rFonts w:ascii="Avenir Next" w:hAnsi="Avenir Next" w:cs="Avenir Next" w:eastAsia="Avenir Next"/>
+              <w:color w:val="5A5F66"/>
+              <w:sz w:val="15"/>
+              <w:szCs w:val="15"/>
+            </w:rPr>
+            <w:fldChar w:fldCharType="end"/>
           </w:r>
         </w:p>
       </w:tc>
@@ -4820,5 +4927,23 @@
       </w:tblCellMar>
     </w:tblPr>
   </w:style>
+  <w:style w:type="paragraph" w:styleId="Heading1">
+    <w:name w:val="heading 1"/>
+    <w:basedOn w:val="Normal"/>
+    <w:pPr>
+      <w:outlineLvl w:val="0"/>
+      <w:keepNext w:val="0"/>
+      <w:keepLines w:val="0"/>
+    </w:pPr>
+  </w:style>
+  <w:style w:type="paragraph" w:styleId="Heading2">
+    <w:name w:val="heading 2"/>
+    <w:basedOn w:val="Normal"/>
+    <w:pPr>
+      <w:outlineLvl w:val="1"/>
+      <w:keepNext w:val="0"/>
+      <w:keepLines w:val="0"/>
+    </w:pPr>
+  </w:style>
 </w:styles>
 </file>